--- a/deliverables/video-8-slides/YouTube_Video_8_Production_Package_New_Industry.docx
+++ b/deliverables/video-8-slides/YouTube_Video_8_Production_Package_New_Industry.docx
@@ -57,6 +57,9 @@
         <w:gridCol w:w="4752"/>
       </w:tblGrid>
       <w:tr>
+        <w:trPr>
+          <w:cantSplit/>
+        </w:trPr>
         <w:tc>
           <w:tcPr>
             <w:tcW w:type="dxa" w:w="2736"/>
@@ -64,6 +67,7 @@
           <w:p>
             <w:pPr>
               <w:spacing w:before="60" w:after="60"/>
+              <w:keepLines w:val="1"/>
             </w:pPr>
             <w:r/>
             <w:r>
@@ -83,6 +87,7 @@
           <w:p>
             <w:pPr>
               <w:spacing w:before="60" w:after="60"/>
+              <w:keepLines w:val="1"/>
             </w:pPr>
             <w:r/>
             <w:r>
@@ -97,6 +102,9 @@
         </w:tc>
       </w:tr>
       <w:tr>
+        <w:trPr>
+          <w:cantSplit/>
+        </w:trPr>
         <w:tc>
           <w:tcPr>
             <w:tcW w:type="dxa" w:w="2736"/>
@@ -104,6 +112,7 @@
           <w:p>
             <w:pPr>
               <w:spacing w:before="60" w:after="60"/>
+              <w:keepLines w:val="1"/>
             </w:pPr>
             <w:r/>
             <w:r>
@@ -121,6 +130,7 @@
           <w:p>
             <w:pPr>
               <w:spacing w:before="60" w:after="60"/>
+              <w:keepLines w:val="1"/>
             </w:pPr>
             <w:r/>
             <w:r>
@@ -133,6 +143,9 @@
         </w:tc>
       </w:tr>
       <w:tr>
+        <w:trPr>
+          <w:cantSplit/>
+        </w:trPr>
         <w:tc>
           <w:tcPr>
             <w:tcW w:type="dxa" w:w="2736"/>
@@ -140,6 +153,7 @@
           <w:p>
             <w:pPr>
               <w:spacing w:before="60" w:after="60"/>
+              <w:keepLines w:val="1"/>
             </w:pPr>
             <w:r/>
             <w:r>
@@ -157,6 +171,7 @@
           <w:p>
             <w:pPr>
               <w:spacing w:before="60" w:after="60"/>
+              <w:keepLines w:val="1"/>
             </w:pPr>
             <w:r/>
             <w:r>
@@ -169,6 +184,9 @@
         </w:tc>
       </w:tr>
       <w:tr>
+        <w:trPr>
+          <w:cantSplit/>
+        </w:trPr>
         <w:tc>
           <w:tcPr>
             <w:tcW w:type="dxa" w:w="2736"/>
@@ -176,6 +194,7 @@
           <w:p>
             <w:pPr>
               <w:spacing w:before="60" w:after="60"/>
+              <w:keepLines w:val="1"/>
             </w:pPr>
             <w:r/>
             <w:r>
@@ -193,6 +212,7 @@
           <w:p>
             <w:pPr>
               <w:spacing w:before="60" w:after="60"/>
+              <w:keepLines w:val="1"/>
             </w:pPr>
             <w:r/>
             <w:r>
@@ -205,6 +225,9 @@
         </w:tc>
       </w:tr>
       <w:tr>
+        <w:trPr>
+          <w:cantSplit/>
+        </w:trPr>
         <w:tc>
           <w:tcPr>
             <w:tcW w:type="dxa" w:w="2736"/>
@@ -212,6 +235,7 @@
           <w:p>
             <w:pPr>
               <w:spacing w:before="60" w:after="60"/>
+              <w:keepLines w:val="1"/>
             </w:pPr>
             <w:r/>
             <w:r>
@@ -229,6 +253,7 @@
           <w:p>
             <w:pPr>
               <w:spacing w:before="60" w:after="60"/>
+              <w:keepLines w:val="1"/>
             </w:pPr>
             <w:r/>
             <w:r>
@@ -241,6 +266,9 @@
         </w:tc>
       </w:tr>
       <w:tr>
+        <w:trPr>
+          <w:cantSplit/>
+        </w:trPr>
         <w:tc>
           <w:tcPr>
             <w:tcW w:type="dxa" w:w="2736"/>
@@ -248,6 +276,7 @@
           <w:p>
             <w:pPr>
               <w:spacing w:before="60" w:after="60"/>
+              <w:keepLines w:val="1"/>
             </w:pPr>
             <w:r/>
             <w:r>
@@ -265,6 +294,7 @@
           <w:p>
             <w:pPr>
               <w:spacing w:before="60" w:after="60"/>
+              <w:keepLines w:val="1"/>
             </w:pPr>
             <w:r/>
             <w:r>
@@ -277,6 +307,9 @@
         </w:tc>
       </w:tr>
       <w:tr>
+        <w:trPr>
+          <w:cantSplit/>
+        </w:trPr>
         <w:tc>
           <w:tcPr>
             <w:tcW w:type="dxa" w:w="2736"/>
@@ -284,6 +317,7 @@
           <w:p>
             <w:pPr>
               <w:spacing w:before="60" w:after="60"/>
+              <w:keepLines w:val="1"/>
             </w:pPr>
             <w:r/>
             <w:r>
@@ -301,6 +335,7 @@
           <w:p>
             <w:pPr>
               <w:spacing w:before="60" w:after="60"/>
+              <w:keepLines w:val="1"/>
             </w:pPr>
             <w:r/>
             <w:r>
@@ -313,6 +348,9 @@
         </w:tc>
       </w:tr>
       <w:tr>
+        <w:trPr>
+          <w:cantSplit/>
+        </w:trPr>
         <w:tc>
           <w:tcPr>
             <w:tcW w:type="dxa" w:w="2736"/>
@@ -320,6 +358,7 @@
           <w:p>
             <w:pPr>
               <w:spacing w:before="60" w:after="60"/>
+              <w:keepLines w:val="1"/>
             </w:pPr>
             <w:r/>
             <w:r>
@@ -337,6 +376,7 @@
           <w:p>
             <w:pPr>
               <w:spacing w:before="60" w:after="60"/>
+              <w:keepLines w:val="1"/>
             </w:pPr>
             <w:r/>
             <w:r>
@@ -349,6 +389,9 @@
         </w:tc>
       </w:tr>
       <w:tr>
+        <w:trPr>
+          <w:cantSplit/>
+        </w:trPr>
         <w:tc>
           <w:tcPr>
             <w:tcW w:type="dxa" w:w="2736"/>
@@ -356,6 +399,7 @@
           <w:p>
             <w:pPr>
               <w:spacing w:before="60" w:after="60"/>
+              <w:keepLines w:val="1"/>
             </w:pPr>
             <w:r/>
             <w:r>
@@ -373,6 +417,7 @@
           <w:p>
             <w:pPr>
               <w:spacing w:before="60" w:after="60"/>
+              <w:keepLines w:val="1"/>
             </w:pPr>
             <w:r/>
             <w:r>
@@ -385,6 +430,9 @@
         </w:tc>
       </w:tr>
       <w:tr>
+        <w:trPr>
+          <w:cantSplit/>
+        </w:trPr>
         <w:tc>
           <w:tcPr>
             <w:tcW w:type="dxa" w:w="2736"/>
@@ -392,6 +440,7 @@
           <w:p>
             <w:pPr>
               <w:spacing w:before="60" w:after="60"/>
+              <w:keepLines w:val="1"/>
             </w:pPr>
             <w:r/>
             <w:r>
@@ -409,6 +458,7 @@
           <w:p>
             <w:pPr>
               <w:spacing w:before="60" w:after="60"/>
+              <w:keepLines w:val="1"/>
             </w:pPr>
             <w:r/>
             <w:r>
@@ -421,6 +471,9 @@
         </w:tc>
       </w:tr>
       <w:tr>
+        <w:trPr>
+          <w:cantSplit/>
+        </w:trPr>
         <w:tc>
           <w:tcPr>
             <w:tcW w:type="dxa" w:w="2736"/>
@@ -428,6 +481,7 @@
           <w:p>
             <w:pPr>
               <w:spacing w:before="60" w:after="60"/>
+              <w:keepLines w:val="1"/>
             </w:pPr>
             <w:r/>
             <w:r>
@@ -445,18 +499,22 @@
           <w:p>
             <w:pPr>
               <w:spacing w:before="60" w:after="60"/>
+              <w:keepLines w:val="1"/>
             </w:pPr>
             <w:r/>
             <w:r>
               <w:rPr>
                 <w:sz w:val="20"/>
               </w:rPr>
-              <w:t>1607 words</w:t>
+              <w:t>1586 words</w:t>
             </w:r>
           </w:p>
         </w:tc>
       </w:tr>
       <w:tr>
+        <w:trPr>
+          <w:cantSplit/>
+        </w:trPr>
         <w:tc>
           <w:tcPr>
             <w:tcW w:type="dxa" w:w="2736"/>
@@ -464,6 +522,7 @@
           <w:p>
             <w:pPr>
               <w:spacing w:before="60" w:after="60"/>
+              <w:keepLines w:val="1"/>
             </w:pPr>
             <w:r/>
             <w:r>
@@ -481,6 +540,7 @@
           <w:p>
             <w:pPr>
               <w:spacing w:before="60" w:after="60"/>
+              <w:keepLines w:val="1"/>
             </w:pPr>
             <w:r/>
             <w:r>
@@ -493,6 +553,9 @@
         </w:tc>
       </w:tr>
       <w:tr>
+        <w:trPr>
+          <w:cantSplit/>
+        </w:trPr>
         <w:tc>
           <w:tcPr>
             <w:tcW w:type="dxa" w:w="2736"/>
@@ -500,6 +563,7 @@
           <w:p>
             <w:pPr>
               <w:spacing w:before="60" w:after="60"/>
+              <w:keepLines w:val="1"/>
             </w:pPr>
             <w:r/>
             <w:r>
@@ -517,13 +581,14 @@
           <w:p>
             <w:pPr>
               <w:spacing w:before="60" w:after="60"/>
+              <w:keepLines w:val="1"/>
             </w:pPr>
             <w:r/>
             <w:r>
               <w:rPr>
                 <w:sz w:val="20"/>
               </w:rPr>
-              <w:t>What to Do Before a Layoff Happens (Video 9, not yet produced) - Career Portability playlist until it publishes</w:t>
+              <w:t>Career Portability playlist. The spoken script and slide 12 name no unpublished video; see section 8 for the end-screen routing rules.</w:t>
             </w:r>
           </w:p>
         </w:tc>
@@ -567,6 +632,9 @@
         <w:gridCol w:w="4752"/>
       </w:tblGrid>
       <w:tr>
+        <w:trPr>
+          <w:cantSplit/>
+        </w:trPr>
         <w:tc>
           <w:tcPr>
             <w:tcW w:type="dxa" w:w="2736"/>
@@ -574,6 +642,7 @@
           <w:p>
             <w:pPr>
               <w:spacing w:before="60" w:after="60"/>
+              <w:keepLines w:val="1"/>
             </w:pPr>
             <w:r/>
             <w:r>
@@ -593,6 +662,7 @@
           <w:p>
             <w:pPr>
               <w:spacing w:before="60" w:after="60"/>
+              <w:keepLines w:val="1"/>
             </w:pPr>
             <w:r/>
             <w:r>
@@ -607,6 +677,9 @@
         </w:tc>
       </w:tr>
       <w:tr>
+        <w:trPr>
+          <w:cantSplit/>
+        </w:trPr>
         <w:tc>
           <w:tcPr>
             <w:tcW w:type="dxa" w:w="2736"/>
@@ -614,6 +687,7 @@
           <w:p>
             <w:pPr>
               <w:spacing w:before="60" w:after="60"/>
+              <w:keepLines w:val="1"/>
             </w:pPr>
             <w:r/>
             <w:r>
@@ -631,6 +705,7 @@
           <w:p>
             <w:pPr>
               <w:spacing w:before="60" w:after="60"/>
+              <w:keepLines w:val="1"/>
             </w:pPr>
             <w:r/>
             <w:r>
@@ -643,6 +718,9 @@
         </w:tc>
       </w:tr>
       <w:tr>
+        <w:trPr>
+          <w:cantSplit/>
+        </w:trPr>
         <w:tc>
           <w:tcPr>
             <w:tcW w:type="dxa" w:w="2736"/>
@@ -650,6 +728,7 @@
           <w:p>
             <w:pPr>
               <w:spacing w:before="60" w:after="60"/>
+              <w:keepLines w:val="1"/>
             </w:pPr>
             <w:r/>
             <w:r>
@@ -667,6 +746,7 @@
           <w:p>
             <w:pPr>
               <w:spacing w:before="60" w:after="60"/>
+              <w:keepLines w:val="1"/>
             </w:pPr>
             <w:r/>
             <w:r>
@@ -679,6 +759,9 @@
         </w:tc>
       </w:tr>
       <w:tr>
+        <w:trPr>
+          <w:cantSplit/>
+        </w:trPr>
         <w:tc>
           <w:tcPr>
             <w:tcW w:type="dxa" w:w="2736"/>
@@ -686,6 +769,7 @@
           <w:p>
             <w:pPr>
               <w:spacing w:before="60" w:after="60"/>
+              <w:keepLines w:val="1"/>
             </w:pPr>
             <w:r/>
             <w:r>
@@ -703,6 +787,7 @@
           <w:p>
             <w:pPr>
               <w:spacing w:before="60" w:after="60"/>
+              <w:keepLines w:val="1"/>
             </w:pPr>
             <w:r/>
             <w:r>
@@ -715,6 +800,9 @@
         </w:tc>
       </w:tr>
       <w:tr>
+        <w:trPr>
+          <w:cantSplit/>
+        </w:trPr>
         <w:tc>
           <w:tcPr>
             <w:tcW w:type="dxa" w:w="2736"/>
@@ -722,6 +810,7 @@
           <w:p>
             <w:pPr>
               <w:spacing w:before="60" w:after="60"/>
+              <w:keepLines w:val="1"/>
             </w:pPr>
             <w:r/>
             <w:r>
@@ -739,6 +828,7 @@
           <w:p>
             <w:pPr>
               <w:spacing w:before="60" w:after="60"/>
+              <w:keepLines w:val="1"/>
             </w:pPr>
             <w:r/>
             <w:r>
@@ -751,6 +841,9 @@
         </w:tc>
       </w:tr>
       <w:tr>
+        <w:trPr>
+          <w:cantSplit/>
+        </w:trPr>
         <w:tc>
           <w:tcPr>
             <w:tcW w:type="dxa" w:w="2736"/>
@@ -758,6 +851,7 @@
           <w:p>
             <w:pPr>
               <w:spacing w:before="60" w:after="60"/>
+              <w:keepLines w:val="1"/>
             </w:pPr>
             <w:r/>
             <w:r>
@@ -775,6 +869,7 @@
           <w:p>
             <w:pPr>
               <w:spacing w:before="60" w:after="60"/>
+              <w:keepLines w:val="1"/>
             </w:pPr>
             <w:r/>
             <w:r>
@@ -802,6 +897,8 @@
     <w:p>
       <w:pPr>
         <w:spacing w:before="440" w:after="200" w:line="300" w:lineRule="auto"/>
+        <w:keepLines w:val="1"/>
+        <w:keepNext w:val="1"/>
       </w:pPr>
       <w:r>
         <w:rPr>
@@ -825,6 +922,9 @@
         <w:gridCol w:w="4752"/>
       </w:tblGrid>
       <w:tr>
+        <w:trPr>
+          <w:cantSplit/>
+        </w:trPr>
         <w:tc>
           <w:tcPr>
             <w:tcW w:type="dxa" w:w="2304"/>
@@ -832,6 +932,7 @@
           <w:p>
             <w:pPr>
               <w:spacing w:before="60" w:after="60"/>
+              <w:keepLines w:val="1"/>
             </w:pPr>
             <w:r/>
             <w:r>
@@ -851,6 +952,7 @@
           <w:p>
             <w:pPr>
               <w:spacing w:before="60" w:after="60"/>
+              <w:keepLines w:val="1"/>
             </w:pPr>
             <w:r/>
             <w:r>
@@ -865,6 +967,9 @@
         </w:tc>
       </w:tr>
       <w:tr>
+        <w:trPr>
+          <w:cantSplit/>
+        </w:trPr>
         <w:tc>
           <w:tcPr>
             <w:tcW w:type="dxa" w:w="2304"/>
@@ -872,6 +977,7 @@
           <w:p>
             <w:pPr>
               <w:spacing w:before="60" w:after="60"/>
+              <w:keepLines w:val="1"/>
             </w:pPr>
             <w:r/>
             <w:r>
@@ -889,18 +995,22 @@
           <w:p>
             <w:pPr>
               <w:spacing w:before="60" w:after="60"/>
+              <w:keepLines w:val="1"/>
             </w:pPr>
             <w:r/>
             <w:r>
               <w:rPr>
                 <w:sz w:val="20"/>
               </w:rPr>
-              <w:t>Experienced professional, particularly a senior corporate woman with substantial career history and real financial, family and reputational stakes.</w:t>
+              <w:t>Experienced professionals — especially mid-career and senior professionals, managers, directors and experienced specialists — considering a move into a new industry without wanting to erase their prior experience.</w:t>
             </w:r>
           </w:p>
         </w:tc>
       </w:tr>
       <w:tr>
+        <w:trPr>
+          <w:cantSplit/>
+        </w:trPr>
         <w:tc>
           <w:tcPr>
             <w:tcW w:type="dxa" w:w="2304"/>
@@ -908,6 +1018,7 @@
           <w:p>
             <w:pPr>
               <w:spacing w:before="60" w:after="60"/>
+              <w:keepLines w:val="1"/>
             </w:pPr>
             <w:r/>
             <w:r>
@@ -925,6 +1036,7 @@
           <w:p>
             <w:pPr>
               <w:spacing w:before="60" w:after="60"/>
+              <w:keepLines w:val="1"/>
             </w:pPr>
             <w:r/>
             <w:r>
@@ -937,6 +1049,9 @@
         </w:tc>
       </w:tr>
       <w:tr>
+        <w:trPr>
+          <w:cantSplit/>
+        </w:trPr>
         <w:tc>
           <w:tcPr>
             <w:tcW w:type="dxa" w:w="2304"/>
@@ -944,6 +1059,7 @@
           <w:p>
             <w:pPr>
               <w:spacing w:before="60" w:after="60"/>
+              <w:keepLines w:val="1"/>
             </w:pPr>
             <w:r/>
             <w:r>
@@ -961,6 +1077,7 @@
           <w:p>
             <w:pPr>
               <w:spacing w:before="60" w:after="60"/>
+              <w:keepLines w:val="1"/>
             </w:pPr>
             <w:r/>
             <w:r>
@@ -973,6 +1090,9 @@
         </w:tc>
       </w:tr>
       <w:tr>
+        <w:trPr>
+          <w:cantSplit/>
+        </w:trPr>
         <w:tc>
           <w:tcPr>
             <w:tcW w:type="dxa" w:w="2304"/>
@@ -980,6 +1100,7 @@
           <w:p>
             <w:pPr>
               <w:spacing w:before="60" w:after="60"/>
+              <w:keepLines w:val="1"/>
             </w:pPr>
             <w:r/>
             <w:r>
@@ -997,6 +1118,7 @@
           <w:p>
             <w:pPr>
               <w:spacing w:before="60" w:after="60"/>
+              <w:keepLines w:val="1"/>
             </w:pPr>
             <w:r/>
             <w:r>
@@ -1009,6 +1131,9 @@
         </w:tc>
       </w:tr>
       <w:tr>
+        <w:trPr>
+          <w:cantSplit/>
+        </w:trPr>
         <w:tc>
           <w:tcPr>
             <w:tcW w:type="dxa" w:w="2304"/>
@@ -1016,6 +1141,7 @@
           <w:p>
             <w:pPr>
               <w:spacing w:before="60" w:after="60"/>
+              <w:keepLines w:val="1"/>
             </w:pPr>
             <w:r/>
             <w:r>
@@ -1033,6 +1159,7 @@
           <w:p>
             <w:pPr>
               <w:spacing w:before="60" w:after="60"/>
+              <w:keepLines w:val="1"/>
             </w:pPr>
             <w:r/>
             <w:r>
@@ -1045,6 +1172,9 @@
         </w:tc>
       </w:tr>
       <w:tr>
+        <w:trPr>
+          <w:cantSplit/>
+        </w:trPr>
         <w:tc>
           <w:tcPr>
             <w:tcW w:type="dxa" w:w="2304"/>
@@ -1052,6 +1182,7 @@
           <w:p>
             <w:pPr>
               <w:spacing w:before="60" w:after="60"/>
+              <w:keepLines w:val="1"/>
             </w:pPr>
             <w:r/>
             <w:r>
@@ -1069,6 +1200,7 @@
           <w:p>
             <w:pPr>
               <w:spacing w:before="60" w:after="60"/>
+              <w:keepLines w:val="1"/>
             </w:pPr>
             <w:r/>
             <w:r>
@@ -1105,6 +1237,9 @@
         <w:gridCol w:w="4752"/>
       </w:tblGrid>
       <w:tr>
+        <w:trPr>
+          <w:cantSplit/>
+        </w:trPr>
         <w:tc>
           <w:tcPr>
             <w:tcW w:type="dxa" w:w="3456"/>
@@ -1112,6 +1247,7 @@
           <w:p>
             <w:pPr>
               <w:spacing w:before="60" w:after="60"/>
+              <w:keepLines w:val="1"/>
             </w:pPr>
             <w:r/>
             <w:r>
@@ -1131,6 +1267,7 @@
           <w:p>
             <w:pPr>
               <w:spacing w:before="60" w:after="60"/>
+              <w:keepLines w:val="1"/>
             </w:pPr>
             <w:r/>
             <w:r>
@@ -1145,6 +1282,9 @@
         </w:tc>
       </w:tr>
       <w:tr>
+        <w:trPr>
+          <w:cantSplit/>
+        </w:trPr>
         <w:tc>
           <w:tcPr>
             <w:tcW w:type="dxa" w:w="3456"/>
@@ -1152,6 +1292,7 @@
           <w:p>
             <w:pPr>
               <w:spacing w:before="60" w:after="60"/>
+              <w:keepLines w:val="1"/>
             </w:pPr>
             <w:r/>
             <w:r>
@@ -1169,6 +1310,7 @@
           <w:p>
             <w:pPr>
               <w:spacing w:before="60" w:after="60"/>
+              <w:keepLines w:val="1"/>
             </w:pPr>
             <w:r/>
             <w:r>
@@ -1181,6 +1323,9 @@
         </w:tc>
       </w:tr>
       <w:tr>
+        <w:trPr>
+          <w:cantSplit/>
+        </w:trPr>
         <w:tc>
           <w:tcPr>
             <w:tcW w:type="dxa" w:w="3456"/>
@@ -1188,6 +1333,7 @@
           <w:p>
             <w:pPr>
               <w:spacing w:before="60" w:after="60"/>
+              <w:keepLines w:val="1"/>
             </w:pPr>
             <w:r/>
             <w:r>
@@ -1205,6 +1351,7 @@
           <w:p>
             <w:pPr>
               <w:spacing w:before="60" w:after="60"/>
+              <w:keepLines w:val="1"/>
             </w:pPr>
             <w:r/>
             <w:r>
@@ -1217,6 +1364,9 @@
         </w:tc>
       </w:tr>
       <w:tr>
+        <w:trPr>
+          <w:cantSplit/>
+        </w:trPr>
         <w:tc>
           <w:tcPr>
             <w:tcW w:type="dxa" w:w="3456"/>
@@ -1224,6 +1374,7 @@
           <w:p>
             <w:pPr>
               <w:spacing w:before="60" w:after="60"/>
+              <w:keepLines w:val="1"/>
             </w:pPr>
             <w:r/>
             <w:r>
@@ -1241,6 +1392,7 @@
           <w:p>
             <w:pPr>
               <w:spacing w:before="60" w:after="60"/>
+              <w:keepLines w:val="1"/>
             </w:pPr>
             <w:r/>
             <w:r>
@@ -1253,6 +1405,9 @@
         </w:tc>
       </w:tr>
       <w:tr>
+        <w:trPr>
+          <w:cantSplit/>
+        </w:trPr>
         <w:tc>
           <w:tcPr>
             <w:tcW w:type="dxa" w:w="3456"/>
@@ -1260,6 +1415,7 @@
           <w:p>
             <w:pPr>
               <w:spacing w:before="60" w:after="60"/>
+              <w:keepLines w:val="1"/>
             </w:pPr>
             <w:r/>
             <w:r>
@@ -1277,6 +1433,7 @@
           <w:p>
             <w:pPr>
               <w:spacing w:before="60" w:after="60"/>
+              <w:keepLines w:val="1"/>
             </w:pPr>
             <w:r/>
             <w:r>
@@ -1289,6 +1446,9 @@
         </w:tc>
       </w:tr>
       <w:tr>
+        <w:trPr>
+          <w:cantSplit/>
+        </w:trPr>
         <w:tc>
           <w:tcPr>
             <w:tcW w:type="dxa" w:w="3456"/>
@@ -1296,6 +1456,7 @@
           <w:p>
             <w:pPr>
               <w:spacing w:before="60" w:after="60"/>
+              <w:keepLines w:val="1"/>
             </w:pPr>
             <w:r/>
             <w:r>
@@ -1313,6 +1474,7 @@
           <w:p>
             <w:pPr>
               <w:spacing w:before="60" w:after="60"/>
+              <w:keepLines w:val="1"/>
             </w:pPr>
             <w:r/>
             <w:r>
@@ -1325,6 +1487,9 @@
         </w:tc>
       </w:tr>
       <w:tr>
+        <w:trPr>
+          <w:cantSplit/>
+        </w:trPr>
         <w:tc>
           <w:tcPr>
             <w:tcW w:type="dxa" w:w="3456"/>
@@ -1332,6 +1497,48 @@
           <w:p>
             <w:pPr>
               <w:spacing w:before="60" w:after="60"/>
+              <w:keepLines w:val="1"/>
+            </w:pPr>
+            <w:r/>
+            <w:r>
+              <w:rPr>
+                <w:sz w:val="20"/>
+              </w:rPr>
+              <w:t>Word-count method</w:t>
+            </w:r>
+          </w:p>
+        </w:tc>
+        <w:tc>
+          <w:tcPr>
+            <w:tcW w:type="dxa" w:w="6048"/>
+          </w:tcPr>
+          <w:p>
+            <w:pPr>
+              <w:spacing w:before="60" w:after="60"/>
+              <w:keepLines w:val="1"/>
+            </w:pPr>
+            <w:r/>
+            <w:r>
+              <w:rPr>
+                <w:sz w:val="20"/>
+              </w:rPr>
+              <w:t>Python str.split() on whitespace, over the spoken paragraphs of section 4 only. Timed block headers and the target line are excluded. The same method is used in every file that reports a count.</w:t>
+            </w:r>
+          </w:p>
+        </w:tc>
+      </w:tr>
+      <w:tr>
+        <w:trPr>
+          <w:cantSplit/>
+        </w:trPr>
+        <w:tc>
+          <w:tcPr>
+            <w:tcW w:type="dxa" w:w="3456"/>
+          </w:tcPr>
+          <w:p>
+            <w:pPr>
+              <w:spacing w:before="60" w:after="60"/>
+              <w:keepLines w:val="1"/>
             </w:pPr>
             <w:r/>
             <w:r>
@@ -1349,6 +1556,7 @@
           <w:p>
             <w:pPr>
               <w:spacing w:before="60" w:after="60"/>
+              <w:keepLines w:val="1"/>
             </w:pPr>
             <w:r/>
             <w:r>
@@ -1361,6 +1569,9 @@
         </w:tc>
       </w:tr>
       <w:tr>
+        <w:trPr>
+          <w:cantSplit/>
+        </w:trPr>
         <w:tc>
           <w:tcPr>
             <w:tcW w:type="dxa" w:w="3456"/>
@@ -1368,6 +1579,7 @@
           <w:p>
             <w:pPr>
               <w:spacing w:before="60" w:after="60"/>
+              <w:keepLines w:val="1"/>
             </w:pPr>
             <w:r/>
             <w:r>
@@ -1385,6 +1597,7 @@
           <w:p>
             <w:pPr>
               <w:spacing w:before="60" w:after="60"/>
+              <w:keepLines w:val="1"/>
             </w:pPr>
             <w:r/>
             <w:r>
@@ -1412,6 +1625,8 @@
     <w:p>
       <w:pPr>
         <w:spacing w:before="440" w:after="200" w:line="300" w:lineRule="auto"/>
+        <w:keepLines w:val="1"/>
+        <w:keepNext w:val="1"/>
       </w:pPr>
       <w:r>
         <w:rPr>
@@ -1448,6 +1663,9 @@
         <w:gridCol w:w="4752"/>
       </w:tblGrid>
       <w:tr>
+        <w:trPr>
+          <w:cantSplit/>
+        </w:trPr>
         <w:tc>
           <w:tcPr>
             <w:tcW w:type="dxa" w:w="2448"/>
@@ -1455,6 +1673,7 @@
           <w:p>
             <w:pPr>
               <w:spacing w:before="60" w:after="60"/>
+              <w:keepLines w:val="1"/>
             </w:pPr>
             <w:r/>
             <w:r>
@@ -1474,6 +1693,7 @@
           <w:p>
             <w:pPr>
               <w:spacing w:before="60" w:after="60"/>
+              <w:keepLines w:val="1"/>
             </w:pPr>
             <w:r/>
             <w:r>
@@ -1488,6 +1708,9 @@
         </w:tc>
       </w:tr>
       <w:tr>
+        <w:trPr>
+          <w:cantSplit/>
+        </w:trPr>
         <w:tc>
           <w:tcPr>
             <w:tcW w:type="dxa" w:w="2448"/>
@@ -1495,6 +1718,7 @@
           <w:p>
             <w:pPr>
               <w:spacing w:before="60" w:after="60"/>
+              <w:keepLines w:val="1"/>
             </w:pPr>
             <w:r/>
             <w:r>
@@ -1512,6 +1736,7 @@
           <w:p>
             <w:pPr>
               <w:spacing w:before="60" w:after="60"/>
+              <w:keepLines w:val="1"/>
             </w:pPr>
             <w:r/>
             <w:r>
@@ -1524,6 +1749,9 @@
         </w:tc>
       </w:tr>
       <w:tr>
+        <w:trPr>
+          <w:cantSplit/>
+        </w:trPr>
         <w:tc>
           <w:tcPr>
             <w:tcW w:type="dxa" w:w="2448"/>
@@ -1531,6 +1759,7 @@
           <w:p>
             <w:pPr>
               <w:spacing w:before="60" w:after="60"/>
+              <w:keepLines w:val="1"/>
             </w:pPr>
             <w:r/>
             <w:r>
@@ -1548,6 +1777,7 @@
           <w:p>
             <w:pPr>
               <w:spacing w:before="60" w:after="60"/>
+              <w:keepLines w:val="1"/>
             </w:pPr>
             <w:r/>
             <w:r>
@@ -1560,6 +1790,9 @@
         </w:tc>
       </w:tr>
       <w:tr>
+        <w:trPr>
+          <w:cantSplit/>
+        </w:trPr>
         <w:tc>
           <w:tcPr>
             <w:tcW w:type="dxa" w:w="2448"/>
@@ -1567,6 +1800,7 @@
           <w:p>
             <w:pPr>
               <w:spacing w:before="60" w:after="60"/>
+              <w:keepLines w:val="1"/>
             </w:pPr>
             <w:r/>
             <w:r>
@@ -1584,6 +1818,7 @@
           <w:p>
             <w:pPr>
               <w:spacing w:before="60" w:after="60"/>
+              <w:keepLines w:val="1"/>
             </w:pPr>
             <w:r/>
             <w:r>
@@ -1596,6 +1831,9 @@
         </w:tc>
       </w:tr>
       <w:tr>
+        <w:trPr>
+          <w:cantSplit/>
+        </w:trPr>
         <w:tc>
           <w:tcPr>
             <w:tcW w:type="dxa" w:w="2448"/>
@@ -1603,6 +1841,7 @@
           <w:p>
             <w:pPr>
               <w:spacing w:before="60" w:after="60"/>
+              <w:keepLines w:val="1"/>
             </w:pPr>
             <w:r/>
             <w:r>
@@ -1620,6 +1859,7 @@
           <w:p>
             <w:pPr>
               <w:spacing w:before="60" w:after="60"/>
+              <w:keepLines w:val="1"/>
             </w:pPr>
             <w:r/>
             <w:r>
@@ -1632,6 +1872,9 @@
         </w:tc>
       </w:tr>
       <w:tr>
+        <w:trPr>
+          <w:cantSplit/>
+        </w:trPr>
         <w:tc>
           <w:tcPr>
             <w:tcW w:type="dxa" w:w="2448"/>
@@ -1639,6 +1882,7 @@
           <w:p>
             <w:pPr>
               <w:spacing w:before="60" w:after="60"/>
+              <w:keepLines w:val="1"/>
             </w:pPr>
             <w:r/>
             <w:r>
@@ -1656,6 +1900,7 @@
           <w:p>
             <w:pPr>
               <w:spacing w:before="60" w:after="60"/>
+              <w:keepLines w:val="1"/>
             </w:pPr>
             <w:r/>
             <w:r>
@@ -1668,6 +1913,9 @@
         </w:tc>
       </w:tr>
       <w:tr>
+        <w:trPr>
+          <w:cantSplit/>
+        </w:trPr>
         <w:tc>
           <w:tcPr>
             <w:tcW w:type="dxa" w:w="2448"/>
@@ -1675,6 +1923,7 @@
           <w:p>
             <w:pPr>
               <w:spacing w:before="60" w:after="60"/>
+              <w:keepLines w:val="1"/>
             </w:pPr>
             <w:r/>
             <w:r>
@@ -1692,6 +1941,7 @@
           <w:p>
             <w:pPr>
               <w:spacing w:before="60" w:after="60"/>
+              <w:keepLines w:val="1"/>
             </w:pPr>
             <w:r/>
             <w:r>
@@ -1704,6 +1954,9 @@
         </w:tc>
       </w:tr>
       <w:tr>
+        <w:trPr>
+          <w:cantSplit/>
+        </w:trPr>
         <w:tc>
           <w:tcPr>
             <w:tcW w:type="dxa" w:w="2448"/>
@@ -1711,6 +1964,7 @@
           <w:p>
             <w:pPr>
               <w:spacing w:before="60" w:after="60"/>
+              <w:keepLines w:val="1"/>
             </w:pPr>
             <w:r/>
             <w:r>
@@ -1728,6 +1982,7 @@
           <w:p>
             <w:pPr>
               <w:spacing w:before="60" w:after="60"/>
+              <w:keepLines w:val="1"/>
             </w:pPr>
             <w:r/>
             <w:r>
@@ -1740,6 +1995,9 @@
         </w:tc>
       </w:tr>
       <w:tr>
+        <w:trPr>
+          <w:cantSplit/>
+        </w:trPr>
         <w:tc>
           <w:tcPr>
             <w:tcW w:type="dxa" w:w="2448"/>
@@ -1747,6 +2005,7 @@
           <w:p>
             <w:pPr>
               <w:spacing w:before="60" w:after="60"/>
+              <w:keepLines w:val="1"/>
             </w:pPr>
             <w:r/>
             <w:r>
@@ -1764,6 +2023,7 @@
           <w:p>
             <w:pPr>
               <w:spacing w:before="60" w:after="60"/>
+              <w:keepLines w:val="1"/>
             </w:pPr>
             <w:r/>
             <w:r>
@@ -1791,6 +2051,8 @@
     <w:p>
       <w:pPr>
         <w:spacing w:before="440" w:after="200" w:line="300" w:lineRule="auto"/>
+        <w:keepLines w:val="1"/>
+        <w:keepNext w:val="1"/>
       </w:pPr>
       <w:r>
         <w:rPr>
@@ -1815,6 +2077,9 @@
         <w:gridCol w:w="3168"/>
       </w:tblGrid>
       <w:tr>
+        <w:trPr>
+          <w:cantSplit/>
+        </w:trPr>
         <w:tc>
           <w:tcPr>
             <w:tcW w:type="dxa" w:w="1728"/>
@@ -1822,6 +2087,7 @@
           <w:p>
             <w:pPr>
               <w:spacing w:before="60" w:after="60"/>
+              <w:keepLines w:val="1"/>
             </w:pPr>
             <w:r/>
             <w:r>
@@ -1841,6 +2107,7 @@
           <w:p>
             <w:pPr>
               <w:spacing w:before="60" w:after="60"/>
+              <w:keepLines w:val="1"/>
             </w:pPr>
             <w:r/>
             <w:r>
@@ -1860,6 +2127,7 @@
           <w:p>
             <w:pPr>
               <w:spacing w:before="60" w:after="60"/>
+              <w:keepLines w:val="1"/>
             </w:pPr>
             <w:r/>
             <w:r>
@@ -1874,6 +2142,9 @@
         </w:tc>
       </w:tr>
       <w:tr>
+        <w:trPr>
+          <w:cantSplit/>
+        </w:trPr>
         <w:tc>
           <w:tcPr>
             <w:tcW w:type="dxa" w:w="1728"/>
@@ -1881,6 +2152,7 @@
           <w:p>
             <w:pPr>
               <w:spacing w:before="60" w:after="60"/>
+              <w:keepLines w:val="1"/>
             </w:pPr>
             <w:r/>
             <w:r>
@@ -1898,6 +2170,7 @@
           <w:p>
             <w:pPr>
               <w:spacing w:before="60" w:after="60"/>
+              <w:keepLines w:val="1"/>
             </w:pPr>
             <w:r/>
             <w:r>
@@ -1915,6 +2188,7 @@
           <w:p>
             <w:pPr>
               <w:spacing w:before="60" w:after="60"/>
+              <w:keepLines w:val="1"/>
             </w:pPr>
             <w:r/>
             <w:r>
@@ -1927,6 +2201,9 @@
         </w:tc>
       </w:tr>
       <w:tr>
+        <w:trPr>
+          <w:cantSplit/>
+        </w:trPr>
         <w:tc>
           <w:tcPr>
             <w:tcW w:type="dxa" w:w="1728"/>
@@ -1934,6 +2211,7 @@
           <w:p>
             <w:pPr>
               <w:spacing w:before="60" w:after="60"/>
+              <w:keepLines w:val="1"/>
             </w:pPr>
             <w:r/>
             <w:r>
@@ -1951,6 +2229,7 @@
           <w:p>
             <w:pPr>
               <w:spacing w:before="60" w:after="60"/>
+              <w:keepLines w:val="1"/>
             </w:pPr>
             <w:r/>
             <w:r>
@@ -1968,6 +2247,7 @@
           <w:p>
             <w:pPr>
               <w:spacing w:before="60" w:after="60"/>
+              <w:keepLines w:val="1"/>
             </w:pPr>
             <w:r/>
             <w:r>
@@ -1980,6 +2260,9 @@
         </w:tc>
       </w:tr>
       <w:tr>
+        <w:trPr>
+          <w:cantSplit/>
+        </w:trPr>
         <w:tc>
           <w:tcPr>
             <w:tcW w:type="dxa" w:w="1728"/>
@@ -1987,6 +2270,7 @@
           <w:p>
             <w:pPr>
               <w:spacing w:before="60" w:after="60"/>
+              <w:keepLines w:val="1"/>
             </w:pPr>
             <w:r/>
             <w:r>
@@ -2004,6 +2288,7 @@
           <w:p>
             <w:pPr>
               <w:spacing w:before="60" w:after="60"/>
+              <w:keepLines w:val="1"/>
             </w:pPr>
             <w:r/>
             <w:r>
@@ -2021,6 +2306,7 @@
           <w:p>
             <w:pPr>
               <w:spacing w:before="60" w:after="60"/>
+              <w:keepLines w:val="1"/>
             </w:pPr>
             <w:r/>
             <w:r>
@@ -2033,6 +2319,9 @@
         </w:tc>
       </w:tr>
       <w:tr>
+        <w:trPr>
+          <w:cantSplit/>
+        </w:trPr>
         <w:tc>
           <w:tcPr>
             <w:tcW w:type="dxa" w:w="1728"/>
@@ -2040,6 +2329,7 @@
           <w:p>
             <w:pPr>
               <w:spacing w:before="60" w:after="60"/>
+              <w:keepLines w:val="1"/>
             </w:pPr>
             <w:r/>
             <w:r>
@@ -2057,6 +2347,7 @@
           <w:p>
             <w:pPr>
               <w:spacing w:before="60" w:after="60"/>
+              <w:keepLines w:val="1"/>
             </w:pPr>
             <w:r/>
             <w:r>
@@ -2074,6 +2365,7 @@
           <w:p>
             <w:pPr>
               <w:spacing w:before="60" w:after="60"/>
+              <w:keepLines w:val="1"/>
             </w:pPr>
             <w:r/>
             <w:r>
@@ -2086,6 +2378,9 @@
         </w:tc>
       </w:tr>
       <w:tr>
+        <w:trPr>
+          <w:cantSplit/>
+        </w:trPr>
         <w:tc>
           <w:tcPr>
             <w:tcW w:type="dxa" w:w="1728"/>
@@ -2093,6 +2388,7 @@
           <w:p>
             <w:pPr>
               <w:spacing w:before="60" w:after="60"/>
+              <w:keepLines w:val="1"/>
             </w:pPr>
             <w:r/>
             <w:r>
@@ -2110,6 +2406,7 @@
           <w:p>
             <w:pPr>
               <w:spacing w:before="60" w:after="60"/>
+              <w:keepLines w:val="1"/>
             </w:pPr>
             <w:r/>
             <w:r>
@@ -2127,6 +2424,7 @@
           <w:p>
             <w:pPr>
               <w:spacing w:before="60" w:after="60"/>
+              <w:keepLines w:val="1"/>
             </w:pPr>
             <w:r/>
             <w:r>
@@ -2139,6 +2437,9 @@
         </w:tc>
       </w:tr>
       <w:tr>
+        <w:trPr>
+          <w:cantSplit/>
+        </w:trPr>
         <w:tc>
           <w:tcPr>
             <w:tcW w:type="dxa" w:w="1728"/>
@@ -2146,6 +2447,7 @@
           <w:p>
             <w:pPr>
               <w:spacing w:before="60" w:after="60"/>
+              <w:keepLines w:val="1"/>
             </w:pPr>
             <w:r/>
             <w:r>
@@ -2163,6 +2465,7 @@
           <w:p>
             <w:pPr>
               <w:spacing w:before="60" w:after="60"/>
+              <w:keepLines w:val="1"/>
             </w:pPr>
             <w:r/>
             <w:r>
@@ -2180,6 +2483,7 @@
           <w:p>
             <w:pPr>
               <w:spacing w:before="60" w:after="60"/>
+              <w:keepLines w:val="1"/>
             </w:pPr>
             <w:r/>
             <w:r>
@@ -2192,6 +2496,9 @@
         </w:tc>
       </w:tr>
       <w:tr>
+        <w:trPr>
+          <w:cantSplit/>
+        </w:trPr>
         <w:tc>
           <w:tcPr>
             <w:tcW w:type="dxa" w:w="1728"/>
@@ -2199,6 +2506,7 @@
           <w:p>
             <w:pPr>
               <w:spacing w:before="60" w:after="60"/>
+              <w:keepLines w:val="1"/>
             </w:pPr>
             <w:r/>
             <w:r>
@@ -2216,6 +2524,7 @@
           <w:p>
             <w:pPr>
               <w:spacing w:before="60" w:after="60"/>
+              <w:keepLines w:val="1"/>
             </w:pPr>
             <w:r/>
             <w:r>
@@ -2233,6 +2542,7 @@
           <w:p>
             <w:pPr>
               <w:spacing w:before="60" w:after="60"/>
+              <w:keepLines w:val="1"/>
             </w:pPr>
             <w:r/>
             <w:r>
@@ -2245,6 +2555,9 @@
         </w:tc>
       </w:tr>
       <w:tr>
+        <w:trPr>
+          <w:cantSplit/>
+        </w:trPr>
         <w:tc>
           <w:tcPr>
             <w:tcW w:type="dxa" w:w="1728"/>
@@ -2252,6 +2565,7 @@
           <w:p>
             <w:pPr>
               <w:spacing w:before="60" w:after="60"/>
+              <w:keepLines w:val="1"/>
             </w:pPr>
             <w:r/>
             <w:r>
@@ -2269,6 +2583,7 @@
           <w:p>
             <w:pPr>
               <w:spacing w:before="60" w:after="60"/>
+              <w:keepLines w:val="1"/>
             </w:pPr>
             <w:r/>
             <w:r>
@@ -2286,6 +2601,7 @@
           <w:p>
             <w:pPr>
               <w:spacing w:before="60" w:after="60"/>
+              <w:keepLines w:val="1"/>
             </w:pPr>
             <w:r/>
             <w:r>
@@ -2298,6 +2614,9 @@
         </w:tc>
       </w:tr>
       <w:tr>
+        <w:trPr>
+          <w:cantSplit/>
+        </w:trPr>
         <w:tc>
           <w:tcPr>
             <w:tcW w:type="dxa" w:w="1728"/>
@@ -2305,13 +2624,14 @@
           <w:p>
             <w:pPr>
               <w:spacing w:before="60" w:after="60"/>
+              <w:keepLines w:val="1"/>
             </w:pPr>
             <w:r/>
             <w:r>
               <w:rPr>
                 <w:sz w:val="20"/>
               </w:rPr>
-              <w:t>10:05-10:25</w:t>
+              <w:t>10:05-10:20</w:t>
             </w:r>
           </w:p>
         </w:tc>
@@ -2322,13 +2642,14 @@
           <w:p>
             <w:pPr>
               <w:spacing w:before="60" w:after="60"/>
+              <w:keepLines w:val="1"/>
             </w:pPr>
             <w:r/>
             <w:r>
               <w:rPr>
                 <w:sz w:val="20"/>
               </w:rPr>
-              <w:t>WATCH NEXT</w:t>
+              <w:t>CONTINUE THE SERIES</w:t>
             </w:r>
           </w:p>
         </w:tc>
@@ -2339,6 +2660,7 @@
           <w:p>
             <w:pPr>
               <w:spacing w:before="60" w:after="60"/>
+              <w:keepLines w:val="1"/>
             </w:pPr>
             <w:r/>
             <w:r>
@@ -2366,6 +2688,8 @@
     <w:p>
       <w:pPr>
         <w:spacing w:before="440" w:after="200" w:line="300" w:lineRule="auto"/>
+        <w:keepLines w:val="1"/>
+        <w:keepNext w:val="1"/>
       </w:pPr>
       <w:r>
         <w:rPr>
@@ -2388,7 +2712,7 @@
           <w:color w:val="5A6B82"/>
           <w:sz w:val="20"/>
         </w:rPr>
-        <w:t>Target 1,450-1,700 spoken words. This draft is 1607.</w:t>
+        <w:t>Target 1,450-1,700 spoken words. This draft is 1586.</w:t>
       </w:r>
     </w:p>
     <w:p>
@@ -2648,7 +2972,7 @@
           <w:color w:val="1A1A1A"/>
           <w:sz w:val="23"/>
         </w:rPr>
-        <w:t>Context is what the new field knows and you do not — its language, its stakeholders, its incentives, its regulation, its rhythm and its risks. From the inside it feels like a competence gap. It is an information gap, and it closes faster than most people expect when someone is deliberate about closing it.</w:t>
+        <w:t>Context is what the new field knows and you do not — its language, its stakeholders, its incentives, its regulation, its rhythm and its risks. From the inside it feels like a competence gap. It is an information gap, and it can close when you are deliberate about learning it.</w:t>
       </w:r>
     </w:p>
     <w:p>
@@ -2720,7 +3044,7 @@
           <w:color w:val="1A1A1A"/>
           <w:sz w:val="23"/>
         </w:rPr>
-        <w:t>This is where most industry-change pitches come apart, because people reach for adjectives. Adaptable. Strategic. A fast learner. Those describe how you would like to be seen. They give the person across from you nothing to evaluate, and experienced people stop hearing them entirely.</w:t>
+        <w:t>This is where most industry-change pitches come apart, because people reach for adjectives. Adaptable. Strategic. A fast learner. Those describe how you would like to be seen. They give the person across from you very little to evaluate, and experienced interviewers have heard them many times.</w:t>
       </w:r>
     </w:p>
     <w:p>
@@ -2876,7 +3200,7 @@
           <w:color w:val="1A1A1A"/>
           <w:sz w:val="23"/>
         </w:rPr>
-        <w:t>A clear first-ninety-days learning plan counts for more than most people expect. It shows you understand there is something here to learn, which is the opposite of the overconfidence they are quietly screening for.</w:t>
+        <w:t>A clear first-ninety-days learning plan can also reduce the credibility gap. It shows you understand there is something here to learn, which is the opposite of the overconfidence they are quietly screening for.</w:t>
       </w:r>
     </w:p>
     <w:p>
@@ -2976,7 +3300,7 @@
           <w:color w:val="1A1A1A"/>
           <w:sz w:val="23"/>
         </w:rPr>
-        <w:t>Most people find the first column is longer than they feared and the third is shorter than they assumed. That is the reason to write it down instead of carrying it around as a feeling.</w:t>
+        <w:t>You may find the first column is longer than you feared and the third is shorter than you assumed. That is the reason to write it down instead of carrying it around as a feeling.</w:t>
       </w:r>
     </w:p>
     <w:p>
@@ -3050,7 +3374,7 @@
           <w:color w:val="8A6D1E"/>
           <w:sz w:val="21"/>
         </w:rPr>
-        <w:t>10:05-10:25 | WATCH NEXT</w:t>
+        <w:t>10:05-10:20 | CONTINUE THE SERIES</w:t>
       </w:r>
     </w:p>
     <w:p>
@@ -3064,12 +3388,14 @@
           <w:color w:val="1A1A1A"/>
           <w:sz w:val="23"/>
         </w:rPr>
-        <w:t>And if part of what is pushing this move is that your current situation feels less stable than it did a year ago, watch what to do before a layoff happens, next.</w:t>
+        <w:t>When you are ready for the next step, continue with the Career Portability playlist.</w:t>
       </w:r>
     </w:p>
     <w:p>
       <w:pPr>
         <w:spacing w:before="440" w:after="200" w:line="300" w:lineRule="auto"/>
+        <w:keepLines w:val="1"/>
+        <w:keepNext w:val="1"/>
       </w:pPr>
       <w:r>
         <w:rPr>
@@ -3095,6 +3421,9 @@
         <w:gridCol w:w="2376"/>
       </w:tblGrid>
       <w:tr>
+        <w:trPr>
+          <w:cantSplit/>
+        </w:trPr>
         <w:tc>
           <w:tcPr>
             <w:tcW w:type="dxa" w:w="576"/>
@@ -3102,6 +3431,7 @@
           <w:p>
             <w:pPr>
               <w:spacing w:before="60" w:after="60"/>
+              <w:keepLines w:val="1"/>
             </w:pPr>
             <w:r/>
             <w:r>
@@ -3121,6 +3451,7 @@
           <w:p>
             <w:pPr>
               <w:spacing w:before="60" w:after="60"/>
+              <w:keepLines w:val="1"/>
             </w:pPr>
             <w:r/>
             <w:r>
@@ -3140,6 +3471,7 @@
           <w:p>
             <w:pPr>
               <w:spacing w:before="60" w:after="60"/>
+              <w:keepLines w:val="1"/>
             </w:pPr>
             <w:r/>
             <w:r>
@@ -3159,6 +3491,7 @@
           <w:p>
             <w:pPr>
               <w:spacing w:before="60" w:after="60"/>
+              <w:keepLines w:val="1"/>
             </w:pPr>
             <w:r/>
             <w:r>
@@ -3173,6 +3506,9 @@
         </w:tc>
       </w:tr>
       <w:tr>
+        <w:trPr>
+          <w:cantSplit/>
+        </w:trPr>
         <w:tc>
           <w:tcPr>
             <w:tcW w:type="dxa" w:w="576"/>
@@ -3180,6 +3516,7 @@
           <w:p>
             <w:pPr>
               <w:spacing w:before="60" w:after="60"/>
+              <w:keepLines w:val="1"/>
             </w:pPr>
             <w:r/>
             <w:r>
@@ -3197,6 +3534,7 @@
           <w:p>
             <w:pPr>
               <w:spacing w:before="60" w:after="60"/>
+              <w:keepLines w:val="1"/>
             </w:pPr>
             <w:r/>
             <w:r>
@@ -3214,6 +3552,7 @@
           <w:p>
             <w:pPr>
               <w:spacing w:before="60" w:after="60"/>
+              <w:keepLines w:val="1"/>
             </w:pPr>
             <w:r/>
             <w:r>
@@ -3231,6 +3570,7 @@
           <w:p>
             <w:pPr>
               <w:spacing w:before="60" w:after="60"/>
+              <w:keepLines w:val="1"/>
             </w:pPr>
             <w:r/>
             <w:r>
@@ -3243,6 +3583,9 @@
         </w:tc>
       </w:tr>
       <w:tr>
+        <w:trPr>
+          <w:cantSplit/>
+        </w:trPr>
         <w:tc>
           <w:tcPr>
             <w:tcW w:type="dxa" w:w="576"/>
@@ -3250,6 +3593,7 @@
           <w:p>
             <w:pPr>
               <w:spacing w:before="60" w:after="60"/>
+              <w:keepLines w:val="1"/>
             </w:pPr>
             <w:r/>
             <w:r>
@@ -3267,6 +3611,7 @@
           <w:p>
             <w:pPr>
               <w:spacing w:before="60" w:after="60"/>
+              <w:keepLines w:val="1"/>
             </w:pPr>
             <w:r/>
             <w:r>
@@ -3284,6 +3629,7 @@
           <w:p>
             <w:pPr>
               <w:spacing w:before="60" w:after="60"/>
+              <w:keepLines w:val="1"/>
             </w:pPr>
             <w:r/>
             <w:r>
@@ -3301,6 +3647,7 @@
           <w:p>
             <w:pPr>
               <w:spacing w:before="60" w:after="60"/>
+              <w:keepLines w:val="1"/>
             </w:pPr>
             <w:r/>
             <w:r>
@@ -3313,6 +3660,9 @@
         </w:tc>
       </w:tr>
       <w:tr>
+        <w:trPr>
+          <w:cantSplit/>
+        </w:trPr>
         <w:tc>
           <w:tcPr>
             <w:tcW w:type="dxa" w:w="576"/>
@@ -3320,6 +3670,7 @@
           <w:p>
             <w:pPr>
               <w:spacing w:before="60" w:after="60"/>
+              <w:keepLines w:val="1"/>
             </w:pPr>
             <w:r/>
             <w:r>
@@ -3337,6 +3688,7 @@
           <w:p>
             <w:pPr>
               <w:spacing w:before="60" w:after="60"/>
+              <w:keepLines w:val="1"/>
             </w:pPr>
             <w:r/>
             <w:r>
@@ -3354,6 +3706,7 @@
           <w:p>
             <w:pPr>
               <w:spacing w:before="60" w:after="60"/>
+              <w:keepLines w:val="1"/>
             </w:pPr>
             <w:r/>
             <w:r>
@@ -3371,6 +3724,7 @@
           <w:p>
             <w:pPr>
               <w:spacing w:before="60" w:after="60"/>
+              <w:keepLines w:val="1"/>
             </w:pPr>
             <w:r/>
             <w:r>
@@ -3383,6 +3737,9 @@
         </w:tc>
       </w:tr>
       <w:tr>
+        <w:trPr>
+          <w:cantSplit/>
+        </w:trPr>
         <w:tc>
           <w:tcPr>
             <w:tcW w:type="dxa" w:w="576"/>
@@ -3390,6 +3747,7 @@
           <w:p>
             <w:pPr>
               <w:spacing w:before="60" w:after="60"/>
+              <w:keepLines w:val="1"/>
             </w:pPr>
             <w:r/>
             <w:r>
@@ -3407,6 +3765,7 @@
           <w:p>
             <w:pPr>
               <w:spacing w:before="60" w:after="60"/>
+              <w:keepLines w:val="1"/>
             </w:pPr>
             <w:r/>
             <w:r>
@@ -3424,6 +3783,7 @@
           <w:p>
             <w:pPr>
               <w:spacing w:before="60" w:after="60"/>
+              <w:keepLines w:val="1"/>
             </w:pPr>
             <w:r/>
             <w:r>
@@ -3441,6 +3801,7 @@
           <w:p>
             <w:pPr>
               <w:spacing w:before="60" w:after="60"/>
+              <w:keepLines w:val="1"/>
             </w:pPr>
             <w:r/>
             <w:r>
@@ -3453,6 +3814,9 @@
         </w:tc>
       </w:tr>
       <w:tr>
+        <w:trPr>
+          <w:cantSplit/>
+        </w:trPr>
         <w:tc>
           <w:tcPr>
             <w:tcW w:type="dxa" w:w="576"/>
@@ -3460,6 +3824,7 @@
           <w:p>
             <w:pPr>
               <w:spacing w:before="60" w:after="60"/>
+              <w:keepLines w:val="1"/>
             </w:pPr>
             <w:r/>
             <w:r>
@@ -3477,6 +3842,7 @@
           <w:p>
             <w:pPr>
               <w:spacing w:before="60" w:after="60"/>
+              <w:keepLines w:val="1"/>
             </w:pPr>
             <w:r/>
             <w:r>
@@ -3494,6 +3860,7 @@
           <w:p>
             <w:pPr>
               <w:spacing w:before="60" w:after="60"/>
+              <w:keepLines w:val="1"/>
             </w:pPr>
             <w:r/>
             <w:r>
@@ -3511,6 +3878,7 @@
           <w:p>
             <w:pPr>
               <w:spacing w:before="60" w:after="60"/>
+              <w:keepLines w:val="1"/>
             </w:pPr>
             <w:r/>
             <w:r>
@@ -3523,6 +3891,9 @@
         </w:tc>
       </w:tr>
       <w:tr>
+        <w:trPr>
+          <w:cantSplit/>
+        </w:trPr>
         <w:tc>
           <w:tcPr>
             <w:tcW w:type="dxa" w:w="576"/>
@@ -3530,6 +3901,7 @@
           <w:p>
             <w:pPr>
               <w:spacing w:before="60" w:after="60"/>
+              <w:keepLines w:val="1"/>
             </w:pPr>
             <w:r/>
             <w:r>
@@ -3547,6 +3919,7 @@
           <w:p>
             <w:pPr>
               <w:spacing w:before="60" w:after="60"/>
+              <w:keepLines w:val="1"/>
             </w:pPr>
             <w:r/>
             <w:r>
@@ -3564,6 +3937,7 @@
           <w:p>
             <w:pPr>
               <w:spacing w:before="60" w:after="60"/>
+              <w:keepLines w:val="1"/>
             </w:pPr>
             <w:r/>
             <w:r>
@@ -3581,6 +3955,7 @@
           <w:p>
             <w:pPr>
               <w:spacing w:before="60" w:after="60"/>
+              <w:keepLines w:val="1"/>
             </w:pPr>
             <w:r/>
             <w:r>
@@ -3593,6 +3968,9 @@
         </w:tc>
       </w:tr>
       <w:tr>
+        <w:trPr>
+          <w:cantSplit/>
+        </w:trPr>
         <w:tc>
           <w:tcPr>
             <w:tcW w:type="dxa" w:w="576"/>
@@ -3600,6 +3978,7 @@
           <w:p>
             <w:pPr>
               <w:spacing w:before="60" w:after="60"/>
+              <w:keepLines w:val="1"/>
             </w:pPr>
             <w:r/>
             <w:r>
@@ -3617,6 +3996,7 @@
           <w:p>
             <w:pPr>
               <w:spacing w:before="60" w:after="60"/>
+              <w:keepLines w:val="1"/>
             </w:pPr>
             <w:r/>
             <w:r>
@@ -3634,6 +4014,7 @@
           <w:p>
             <w:pPr>
               <w:spacing w:before="60" w:after="60"/>
+              <w:keepLines w:val="1"/>
             </w:pPr>
             <w:r/>
             <w:r>
@@ -3651,6 +4032,7 @@
           <w:p>
             <w:pPr>
               <w:spacing w:before="60" w:after="60"/>
+              <w:keepLines w:val="1"/>
             </w:pPr>
             <w:r/>
             <w:r>
@@ -3663,6 +4045,9 @@
         </w:tc>
       </w:tr>
       <w:tr>
+        <w:trPr>
+          <w:cantSplit/>
+        </w:trPr>
         <w:tc>
           <w:tcPr>
             <w:tcW w:type="dxa" w:w="576"/>
@@ -3670,6 +4055,7 @@
           <w:p>
             <w:pPr>
               <w:spacing w:before="60" w:after="60"/>
+              <w:keepLines w:val="1"/>
             </w:pPr>
             <w:r/>
             <w:r>
@@ -3687,6 +4073,7 @@
           <w:p>
             <w:pPr>
               <w:spacing w:before="60" w:after="60"/>
+              <w:keepLines w:val="1"/>
             </w:pPr>
             <w:r/>
             <w:r>
@@ -3704,6 +4091,7 @@
           <w:p>
             <w:pPr>
               <w:spacing w:before="60" w:after="60"/>
+              <w:keepLines w:val="1"/>
             </w:pPr>
             <w:r/>
             <w:r>
@@ -3721,6 +4109,7 @@
           <w:p>
             <w:pPr>
               <w:spacing w:before="60" w:after="60"/>
+              <w:keepLines w:val="1"/>
             </w:pPr>
             <w:r/>
             <w:r>
@@ -3733,6 +4122,9 @@
         </w:tc>
       </w:tr>
       <w:tr>
+        <w:trPr>
+          <w:cantSplit/>
+        </w:trPr>
         <w:tc>
           <w:tcPr>
             <w:tcW w:type="dxa" w:w="576"/>
@@ -3740,6 +4132,7 @@
           <w:p>
             <w:pPr>
               <w:spacing w:before="60" w:after="60"/>
+              <w:keepLines w:val="1"/>
             </w:pPr>
             <w:r/>
             <w:r>
@@ -3757,6 +4150,7 @@
           <w:p>
             <w:pPr>
               <w:spacing w:before="60" w:after="60"/>
+              <w:keepLines w:val="1"/>
             </w:pPr>
             <w:r/>
             <w:r>
@@ -3774,6 +4168,7 @@
           <w:p>
             <w:pPr>
               <w:spacing w:before="60" w:after="60"/>
+              <w:keepLines w:val="1"/>
             </w:pPr>
             <w:r/>
             <w:r>
@@ -3791,6 +4186,7 @@
           <w:p>
             <w:pPr>
               <w:spacing w:before="60" w:after="60"/>
+              <w:keepLines w:val="1"/>
             </w:pPr>
             <w:r/>
             <w:r>
@@ -3803,6 +4199,9 @@
         </w:tc>
       </w:tr>
       <w:tr>
+        <w:trPr>
+          <w:cantSplit/>
+        </w:trPr>
         <w:tc>
           <w:tcPr>
             <w:tcW w:type="dxa" w:w="576"/>
@@ -3810,6 +4209,7 @@
           <w:p>
             <w:pPr>
               <w:spacing w:before="60" w:after="60"/>
+              <w:keepLines w:val="1"/>
             </w:pPr>
             <w:r/>
             <w:r>
@@ -3827,6 +4227,7 @@
           <w:p>
             <w:pPr>
               <w:spacing w:before="60" w:after="60"/>
+              <w:keepLines w:val="1"/>
             </w:pPr>
             <w:r/>
             <w:r>
@@ -3844,6 +4245,7 @@
           <w:p>
             <w:pPr>
               <w:spacing w:before="60" w:after="60"/>
+              <w:keepLines w:val="1"/>
             </w:pPr>
             <w:r/>
             <w:r>
@@ -3861,6 +4263,7 @@
           <w:p>
             <w:pPr>
               <w:spacing w:before="60" w:after="60"/>
+              <w:keepLines w:val="1"/>
             </w:pPr>
             <w:r/>
             <w:r>
@@ -3873,6 +4276,9 @@
         </w:tc>
       </w:tr>
       <w:tr>
+        <w:trPr>
+          <w:cantSplit/>
+        </w:trPr>
         <w:tc>
           <w:tcPr>
             <w:tcW w:type="dxa" w:w="576"/>
@@ -3880,6 +4286,7 @@
           <w:p>
             <w:pPr>
               <w:spacing w:before="60" w:after="60"/>
+              <w:keepLines w:val="1"/>
             </w:pPr>
             <w:r/>
             <w:r>
@@ -3897,6 +4304,7 @@
           <w:p>
             <w:pPr>
               <w:spacing w:before="60" w:after="60"/>
+              <w:keepLines w:val="1"/>
             </w:pPr>
             <w:r/>
             <w:r>
@@ -3914,6 +4322,7 @@
           <w:p>
             <w:pPr>
               <w:spacing w:before="60" w:after="60"/>
+              <w:keepLines w:val="1"/>
             </w:pPr>
             <w:r/>
             <w:r>
@@ -3931,6 +4340,7 @@
           <w:p>
             <w:pPr>
               <w:spacing w:before="60" w:after="60"/>
+              <w:keepLines w:val="1"/>
             </w:pPr>
             <w:r/>
             <w:r>
@@ -3943,6 +4353,9 @@
         </w:tc>
       </w:tr>
       <w:tr>
+        <w:trPr>
+          <w:cantSplit/>
+        </w:trPr>
         <w:tc>
           <w:tcPr>
             <w:tcW w:type="dxa" w:w="576"/>
@@ -3950,6 +4363,7 @@
           <w:p>
             <w:pPr>
               <w:spacing w:before="60" w:after="60"/>
+              <w:keepLines w:val="1"/>
             </w:pPr>
             <w:r/>
             <w:r>
@@ -3967,13 +4381,14 @@
           <w:p>
             <w:pPr>
               <w:spacing w:before="60" w:after="60"/>
+              <w:keepLines w:val="1"/>
             </w:pPr>
             <w:r/>
             <w:r>
               <w:rPr>
                 <w:sz w:val="20"/>
               </w:rPr>
-              <w:t>Watch next</w:t>
+              <w:t>Continue the series</w:t>
             </w:r>
           </w:p>
         </w:tc>
@@ -3984,6 +4399,7 @@
           <w:p>
             <w:pPr>
               <w:spacing w:before="60" w:after="60"/>
+              <w:keepLines w:val="1"/>
             </w:pPr>
             <w:r/>
             <w:r>
@@ -4001,13 +4417,14 @@
           <w:p>
             <w:pPr>
               <w:spacing w:before="60" w:after="60"/>
+              <w:keepLines w:val="1"/>
             </w:pPr>
             <w:r/>
             <w:r>
               <w:rPr>
                 <w:sz w:val="20"/>
               </w:rPr>
-              <w:t>WATCH NEXT  |  WHAT TO DO BEFORE A LAYOFF HAPPENS  |  Career Portability: Career Pivots, Internal Moves &amp; Growth</w:t>
+              <w:t>CONTINUE THE SERIES  |  CAREER PORTABILITY  |  CAREER PIVOTS · INTERNAL MOVES · GROWTH</w:t>
             </w:r>
           </w:p>
         </w:tc>
@@ -4042,6 +4459,8 @@
     <w:p>
       <w:pPr>
         <w:spacing w:before="440" w:after="200" w:line="300" w:lineRule="auto"/>
+        <w:keepLines w:val="1"/>
+        <w:keepNext w:val="1"/>
       </w:pPr>
       <w:r>
         <w:rPr>
@@ -4065,13 +4484,17 @@
         <w:gridCol w:w="4752"/>
       </w:tblGrid>
       <w:tr>
+        <w:trPr>
+          <w:cantSplit/>
+        </w:trPr>
         <w:tc>
           <w:tcPr>
-            <w:tcW w:type="dxa" w:w="3744"/>
+            <w:tcW w:type="dxa" w:w="4464"/>
           </w:tcPr>
           <w:p>
             <w:pPr>
               <w:spacing w:before="60" w:after="60"/>
+              <w:keepLines w:val="1"/>
             </w:pPr>
             <w:r/>
             <w:r>
@@ -4086,11 +4509,12 @@
         </w:tc>
         <w:tc>
           <w:tcPr>
-            <w:tcW w:type="dxa" w:w="5760"/>
+            <w:tcW w:type="dxa" w:w="5040"/>
           </w:tcPr>
           <w:p>
             <w:pPr>
               <w:spacing w:before="60" w:after="60"/>
+              <w:keepLines w:val="1"/>
             </w:pPr>
             <w:r/>
             <w:r>
@@ -4105,13 +4529,17 @@
         </w:tc>
       </w:tr>
       <w:tr>
+        <w:trPr>
+          <w:cantSplit/>
+        </w:trPr>
         <w:tc>
           <w:tcPr>
-            <w:tcW w:type="dxa" w:w="3744"/>
+            <w:tcW w:type="dxa" w:w="4464"/>
           </w:tcPr>
           <w:p>
             <w:pPr>
               <w:spacing w:before="60" w:after="60"/>
+              <w:keepLines w:val="1"/>
             </w:pPr>
             <w:r/>
             <w:r>
@@ -4124,11 +4552,12 @@
         </w:tc>
         <w:tc>
           <w:tcPr>
-            <w:tcW w:type="dxa" w:w="5760"/>
+            <w:tcW w:type="dxa" w:w="5040"/>
           </w:tcPr>
           <w:p>
             <w:pPr>
               <w:spacing w:before="60" w:after="60"/>
+              <w:keepLines w:val="1"/>
             </w:pPr>
             <w:r/>
             <w:r>
@@ -4141,13 +4570,17 @@
         </w:tc>
       </w:tr>
       <w:tr>
+        <w:trPr>
+          <w:cantSplit/>
+        </w:trPr>
         <w:tc>
           <w:tcPr>
-            <w:tcW w:type="dxa" w:w="3744"/>
+            <w:tcW w:type="dxa" w:w="4464"/>
           </w:tcPr>
           <w:p>
             <w:pPr>
               <w:spacing w:before="60" w:after="60"/>
+              <w:keepLines w:val="1"/>
             </w:pPr>
             <w:r/>
             <w:r>
@@ -4160,11 +4593,12 @@
         </w:tc>
         <w:tc>
           <w:tcPr>
-            <w:tcW w:type="dxa" w:w="5760"/>
+            <w:tcW w:type="dxa" w:w="5040"/>
           </w:tcPr>
           <w:p>
             <w:pPr>
               <w:spacing w:before="60" w:after="60"/>
+              <w:keepLines w:val="1"/>
             </w:pPr>
             <w:r/>
             <w:r>
@@ -4177,13 +4611,17 @@
         </w:tc>
       </w:tr>
       <w:tr>
+        <w:trPr>
+          <w:cantSplit/>
+        </w:trPr>
         <w:tc>
           <w:tcPr>
-            <w:tcW w:type="dxa" w:w="3744"/>
+            <w:tcW w:type="dxa" w:w="4464"/>
           </w:tcPr>
           <w:p>
             <w:pPr>
               <w:spacing w:before="60" w:after="60"/>
+              <w:keepLines w:val="1"/>
             </w:pPr>
             <w:r/>
             <w:r>
@@ -4196,11 +4634,12 @@
         </w:tc>
         <w:tc>
           <w:tcPr>
-            <w:tcW w:type="dxa" w:w="5760"/>
+            <w:tcW w:type="dxa" w:w="5040"/>
           </w:tcPr>
           <w:p>
             <w:pPr>
               <w:spacing w:before="60" w:after="60"/>
+              <w:keepLines w:val="1"/>
             </w:pPr>
             <w:r/>
             <w:r>
@@ -4213,13 +4652,17 @@
         </w:tc>
       </w:tr>
       <w:tr>
+        <w:trPr>
+          <w:cantSplit/>
+        </w:trPr>
         <w:tc>
           <w:tcPr>
-            <w:tcW w:type="dxa" w:w="3744"/>
+            <w:tcW w:type="dxa" w:w="4464"/>
           </w:tcPr>
           <w:p>
             <w:pPr>
               <w:spacing w:before="60" w:after="60"/>
+              <w:keepLines w:val="1"/>
             </w:pPr>
             <w:r/>
             <w:r>
@@ -4232,11 +4675,12 @@
         </w:tc>
         <w:tc>
           <w:tcPr>
-            <w:tcW w:type="dxa" w:w="5760"/>
+            <w:tcW w:type="dxa" w:w="5040"/>
           </w:tcPr>
           <w:p>
             <w:pPr>
               <w:spacing w:before="60" w:after="60"/>
+              <w:keepLines w:val="1"/>
             </w:pPr>
             <w:r/>
             <w:r>
@@ -4249,13 +4693,17 @@
         </w:tc>
       </w:tr>
       <w:tr>
+        <w:trPr>
+          <w:cantSplit/>
+        </w:trPr>
         <w:tc>
           <w:tcPr>
-            <w:tcW w:type="dxa" w:w="3744"/>
+            <w:tcW w:type="dxa" w:w="4464"/>
           </w:tcPr>
           <w:p>
             <w:pPr>
               <w:spacing w:before="60" w:after="60"/>
+              <w:keepLines w:val="1"/>
             </w:pPr>
             <w:r/>
             <w:r>
@@ -4268,11 +4716,12 @@
         </w:tc>
         <w:tc>
           <w:tcPr>
-            <w:tcW w:type="dxa" w:w="5760"/>
+            <w:tcW w:type="dxa" w:w="5040"/>
           </w:tcPr>
           <w:p>
             <w:pPr>
               <w:spacing w:before="60" w:after="60"/>
+              <w:keepLines w:val="1"/>
             </w:pPr>
             <w:r/>
             <w:r>
@@ -4285,13 +4734,17 @@
         </w:tc>
       </w:tr>
       <w:tr>
+        <w:trPr>
+          <w:cantSplit/>
+        </w:trPr>
         <w:tc>
           <w:tcPr>
-            <w:tcW w:type="dxa" w:w="3744"/>
+            <w:tcW w:type="dxa" w:w="4464"/>
           </w:tcPr>
           <w:p>
             <w:pPr>
               <w:spacing w:before="60" w:after="60"/>
+              <w:keepLines w:val="1"/>
             </w:pPr>
             <w:r/>
             <w:r>
@@ -4304,11 +4757,12 @@
         </w:tc>
         <w:tc>
           <w:tcPr>
-            <w:tcW w:type="dxa" w:w="5760"/>
+            <w:tcW w:type="dxa" w:w="5040"/>
           </w:tcPr>
           <w:p>
             <w:pPr>
               <w:spacing w:before="60" w:after="60"/>
+              <w:keepLines w:val="1"/>
             </w:pPr>
             <w:r/>
             <w:r>
@@ -4321,13 +4775,17 @@
         </w:tc>
       </w:tr>
       <w:tr>
+        <w:trPr>
+          <w:cantSplit/>
+        </w:trPr>
         <w:tc>
           <w:tcPr>
-            <w:tcW w:type="dxa" w:w="3744"/>
+            <w:tcW w:type="dxa" w:w="4464"/>
           </w:tcPr>
           <w:p>
             <w:pPr>
               <w:spacing w:before="60" w:after="60"/>
+              <w:keepLines w:val="1"/>
             </w:pPr>
             <w:r/>
             <w:r>
@@ -4340,11 +4798,12 @@
         </w:tc>
         <w:tc>
           <w:tcPr>
-            <w:tcW w:type="dxa" w:w="5760"/>
+            <w:tcW w:type="dxa" w:w="5040"/>
           </w:tcPr>
           <w:p>
             <w:pPr>
               <w:spacing w:before="60" w:after="60"/>
+              <w:keepLines w:val="1"/>
             </w:pPr>
             <w:r/>
             <w:r>
@@ -4357,13 +4816,17 @@
         </w:tc>
       </w:tr>
       <w:tr>
+        <w:trPr>
+          <w:cantSplit/>
+        </w:trPr>
         <w:tc>
           <w:tcPr>
-            <w:tcW w:type="dxa" w:w="3744"/>
+            <w:tcW w:type="dxa" w:w="4464"/>
           </w:tcPr>
           <w:p>
             <w:pPr>
               <w:spacing w:before="60" w:after="60"/>
+              <w:keepLines w:val="1"/>
             </w:pPr>
             <w:r/>
             <w:r>
@@ -4376,11 +4839,12 @@
         </w:tc>
         <w:tc>
           <w:tcPr>
-            <w:tcW w:type="dxa" w:w="5760"/>
+            <w:tcW w:type="dxa" w:w="5040"/>
           </w:tcPr>
           <w:p>
             <w:pPr>
               <w:spacing w:before="60" w:after="60"/>
+              <w:keepLines w:val="1"/>
             </w:pPr>
             <w:r/>
             <w:r>
@@ -4393,13 +4857,17 @@
         </w:tc>
       </w:tr>
       <w:tr>
+        <w:trPr>
+          <w:cantSplit/>
+        </w:trPr>
         <w:tc>
           <w:tcPr>
-            <w:tcW w:type="dxa" w:w="3744"/>
+            <w:tcW w:type="dxa" w:w="4464"/>
           </w:tcPr>
           <w:p>
             <w:pPr>
               <w:spacing w:before="60" w:after="60"/>
+              <w:keepLines w:val="1"/>
             </w:pPr>
             <w:r/>
             <w:r>
@@ -4412,11 +4880,12 @@
         </w:tc>
         <w:tc>
           <w:tcPr>
-            <w:tcW w:type="dxa" w:w="5760"/>
+            <w:tcW w:type="dxa" w:w="5040"/>
           </w:tcPr>
           <w:p>
             <w:pPr>
               <w:spacing w:before="60" w:after="60"/>
+              <w:keepLines w:val="1"/>
             </w:pPr>
             <w:r/>
             <w:r>
@@ -4444,6 +4913,8 @@
     <w:p>
       <w:pPr>
         <w:spacing w:before="440" w:after="200" w:line="300" w:lineRule="auto"/>
+        <w:keepLines w:val="1"/>
+        <w:keepNext w:val="1"/>
       </w:pPr>
       <w:r>
         <w:rPr>
@@ -4467,6 +4938,9 @@
         <w:gridCol w:w="4752"/>
       </w:tblGrid>
       <w:tr>
+        <w:trPr>
+          <w:cantSplit/>
+        </w:trPr>
         <w:tc>
           <w:tcPr>
             <w:tcW w:type="dxa" w:w="2160"/>
@@ -4474,6 +4948,7 @@
           <w:p>
             <w:pPr>
               <w:spacing w:before="60" w:after="60"/>
+              <w:keepLines w:val="1"/>
             </w:pPr>
             <w:r/>
             <w:r>
@@ -4493,6 +4968,7 @@
           <w:p>
             <w:pPr>
               <w:spacing w:before="60" w:after="60"/>
+              <w:keepLines w:val="1"/>
             </w:pPr>
             <w:r/>
             <w:r>
@@ -4507,6 +4983,9 @@
         </w:tc>
       </w:tr>
       <w:tr>
+        <w:trPr>
+          <w:cantSplit/>
+        </w:trPr>
         <w:tc>
           <w:tcPr>
             <w:tcW w:type="dxa" w:w="2160"/>
@@ -4514,6 +4993,7 @@
           <w:p>
             <w:pPr>
               <w:spacing w:before="60" w:after="60"/>
+              <w:keepLines w:val="1"/>
             </w:pPr>
             <w:r/>
             <w:r>
@@ -4531,6 +5011,7 @@
           <w:p>
             <w:pPr>
               <w:spacing w:before="60" w:after="60"/>
+              <w:keepLines w:val="1"/>
             </w:pPr>
             <w:r/>
             <w:r>
@@ -4543,6 +5024,9 @@
         </w:tc>
       </w:tr>
       <w:tr>
+        <w:trPr>
+          <w:cantSplit/>
+        </w:trPr>
         <w:tc>
           <w:tcPr>
             <w:tcW w:type="dxa" w:w="2160"/>
@@ -4550,6 +5034,7 @@
           <w:p>
             <w:pPr>
               <w:spacing w:before="60" w:after="60"/>
+              <w:keepLines w:val="1"/>
             </w:pPr>
             <w:r/>
             <w:r>
@@ -4567,6 +5052,7 @@
           <w:p>
             <w:pPr>
               <w:spacing w:before="60" w:after="60"/>
+              <w:keepLines w:val="1"/>
             </w:pPr>
             <w:r/>
             <w:r>
@@ -4579,6 +5065,9 @@
         </w:tc>
       </w:tr>
       <w:tr>
+        <w:trPr>
+          <w:cantSplit/>
+        </w:trPr>
         <w:tc>
           <w:tcPr>
             <w:tcW w:type="dxa" w:w="2160"/>
@@ -4586,6 +5075,7 @@
           <w:p>
             <w:pPr>
               <w:spacing w:before="60" w:after="60"/>
+              <w:keepLines w:val="1"/>
             </w:pPr>
             <w:r/>
             <w:r>
@@ -4603,6 +5093,7 @@
           <w:p>
             <w:pPr>
               <w:spacing w:before="60" w:after="60"/>
+              <w:keepLines w:val="1"/>
             </w:pPr>
             <w:r/>
             <w:r>
@@ -4615,6 +5106,9 @@
         </w:tc>
       </w:tr>
       <w:tr>
+        <w:trPr>
+          <w:cantSplit/>
+        </w:trPr>
         <w:tc>
           <w:tcPr>
             <w:tcW w:type="dxa" w:w="2160"/>
@@ -4622,6 +5116,7 @@
           <w:p>
             <w:pPr>
               <w:spacing w:before="60" w:after="60"/>
+              <w:keepLines w:val="1"/>
             </w:pPr>
             <w:r/>
             <w:r>
@@ -4639,6 +5134,7 @@
           <w:p>
             <w:pPr>
               <w:spacing w:before="60" w:after="60"/>
+              <w:keepLines w:val="1"/>
             </w:pPr>
             <w:r/>
             <w:r>
@@ -4666,6 +5162,8 @@
     <w:p>
       <w:pPr>
         <w:spacing w:before="440" w:after="200" w:line="300" w:lineRule="auto"/>
+        <w:keepLines w:val="1"/>
+        <w:keepNext w:val="1"/>
       </w:pPr>
       <w:r>
         <w:rPr>
@@ -4680,6 +5178,8 @@
     <w:p>
       <w:pPr>
         <w:spacing w:before="0" w:after="80" w:line="300" w:lineRule="auto"/>
+        <w:keepLines w:val="1"/>
+        <w:keepNext w:val="1"/>
       </w:pPr>
       <w:r>
         <w:rPr>
@@ -4707,6 +5207,8 @@
     <w:p>
       <w:pPr>
         <w:spacing w:before="0" w:after="80" w:line="300" w:lineRule="auto"/>
+        <w:keepLines w:val="1"/>
+        <w:keepNext w:val="1"/>
       </w:pPr>
       <w:r>
         <w:rPr>
@@ -4721,6 +5223,7 @@
     <w:p>
       <w:pPr>
         <w:spacing w:before="0" w:after="120" w:line="300" w:lineRule="auto"/>
+        <w:keepLines w:val="1"/>
       </w:pPr>
       <w:r>
         <w:rPr>
@@ -4734,6 +5237,7 @@
     <w:p>
       <w:pPr>
         <w:spacing w:before="0" w:after="40" w:line="300" w:lineRule="auto"/>
+        <w:keepLines w:val="1"/>
       </w:pPr>
       <w:r>
         <w:rPr>
@@ -4747,6 +5251,7 @@
     <w:p>
       <w:pPr>
         <w:spacing w:before="0" w:after="120" w:line="300" w:lineRule="auto"/>
+        <w:keepLines w:val="1"/>
       </w:pPr>
       <w:r>
         <w:rPr>
@@ -4760,6 +5265,7 @@
     <w:p>
       <w:pPr>
         <w:spacing w:before="0" w:after="40" w:line="300" w:lineRule="auto"/>
+        <w:keepLines w:val="1"/>
       </w:pPr>
       <w:r>
         <w:rPr>
@@ -4773,6 +5279,7 @@
     <w:p>
       <w:pPr>
         <w:spacing w:before="0" w:after="120" w:line="300" w:lineRule="auto"/>
+        <w:keepLines w:val="1"/>
       </w:pPr>
       <w:r>
         <w:rPr>
@@ -4786,6 +5293,7 @@
     <w:p>
       <w:pPr>
         <w:spacing w:before="0" w:after="120" w:line="300" w:lineRule="auto"/>
+        <w:keepLines w:val="1"/>
       </w:pPr>
       <w:r>
         <w:rPr>
@@ -4799,6 +5307,7 @@
     <w:p>
       <w:pPr>
         <w:spacing w:before="0" w:after="120" w:line="300" w:lineRule="auto"/>
+        <w:keepLines w:val="1"/>
       </w:pPr>
       <w:r>
         <w:rPr>
@@ -4812,6 +5321,7 @@
     <w:p>
       <w:pPr>
         <w:spacing w:before="0" w:after="120" w:line="300" w:lineRule="auto"/>
+        <w:keepLines w:val="1"/>
       </w:pPr>
       <w:r>
         <w:rPr>
@@ -4825,6 +5335,7 @@
     <w:p>
       <w:pPr>
         <w:spacing w:before="0" w:after="40" w:line="300" w:lineRule="auto"/>
+        <w:keepLines w:val="1"/>
       </w:pPr>
       <w:r>
         <w:rPr>
@@ -4838,6 +5349,7 @@
     <w:p>
       <w:pPr>
         <w:spacing w:before="0" w:after="120" w:line="300" w:lineRule="auto"/>
+        <w:keepLines w:val="1"/>
       </w:pPr>
       <w:r>
         <w:rPr>
@@ -4851,6 +5363,7 @@
     <w:p>
       <w:pPr>
         <w:spacing w:before="0" w:after="40" w:line="300" w:lineRule="auto"/>
+        <w:keepLines w:val="1"/>
       </w:pPr>
       <w:r>
         <w:rPr>
@@ -4864,6 +5377,7 @@
     <w:p>
       <w:pPr>
         <w:spacing w:before="0" w:after="120" w:line="300" w:lineRule="auto"/>
+        <w:keepLines w:val="1"/>
       </w:pPr>
       <w:r>
         <w:rPr>
@@ -4877,6 +5391,7 @@
     <w:p>
       <w:pPr>
         <w:spacing w:before="0" w:after="40" w:line="300" w:lineRule="auto"/>
+        <w:keepLines w:val="1"/>
       </w:pPr>
       <w:r>
         <w:rPr>
@@ -4890,6 +5405,7 @@
     <w:p>
       <w:pPr>
         <w:spacing w:before="0" w:after="120" w:line="300" w:lineRule="auto"/>
+        <w:keepLines w:val="1"/>
       </w:pPr>
       <w:r>
         <w:rPr>
@@ -4903,6 +5419,7 @@
     <w:p>
       <w:pPr>
         <w:spacing w:before="0" w:after="120" w:line="300" w:lineRule="auto"/>
+        <w:keepLines w:val="1"/>
       </w:pPr>
       <w:r>
         <w:rPr>
@@ -4916,6 +5433,7 @@
     <w:p>
       <w:pPr>
         <w:spacing w:before="0" w:after="120" w:line="300" w:lineRule="auto"/>
+        <w:keepLines w:val="1"/>
       </w:pPr>
       <w:r>
         <w:rPr>
@@ -4929,6 +5447,7 @@
     <w:p>
       <w:pPr>
         <w:spacing w:before="0" w:after="40" w:line="300" w:lineRule="auto"/>
+        <w:keepLines w:val="1"/>
       </w:pPr>
       <w:r>
         <w:rPr>
@@ -4942,6 +5461,7 @@
     <w:p>
       <w:pPr>
         <w:spacing w:before="0" w:after="120" w:line="300" w:lineRule="auto"/>
+        <w:keepLines w:val="1"/>
       </w:pPr>
       <w:r>
         <w:rPr>
@@ -4949,12 +5469,13 @@
           <w:i w:val="0"/>
           <w:sz w:val="22"/>
         </w:rPr>
-        <w:t>WATCH NEXT</w:t>
+        <w:t>CONTINUE THE SERIES</w:t>
       </w:r>
     </w:p>
     <w:p>
       <w:pPr>
         <w:spacing w:before="0" w:after="120" w:line="300" w:lineRule="auto"/>
+        <w:keepLines w:val="1"/>
       </w:pPr>
       <w:r>
         <w:rPr>
@@ -4962,20 +5483,7 @@
           <w:i w:val="0"/>
           <w:sz w:val="22"/>
         </w:rPr>
-        <w:t>What to Do Before a Layoff Happens</w:t>
-      </w:r>
-    </w:p>
-    <w:p>
-      <w:pPr>
-        <w:spacing w:before="0" w:after="120" w:line="300" w:lineRule="auto"/>
-      </w:pPr>
-      <w:r>
-        <w:rPr>
-          <w:b w:val="0"/>
-          <w:i w:val="0"/>
-          <w:sz w:val="22"/>
-        </w:rPr>
-        <w:t>Playlist — Career Portability: Career Pivots, Internal Moves &amp; Growth</w:t>
+        <w:t>Career Portability: Career Pivots, Internal Moves &amp; Growth</w:t>
       </w:r>
     </w:p>
     <w:p>
@@ -5008,6 +5516,8 @@
     <w:p>
       <w:pPr>
         <w:spacing w:before="0" w:after="80" w:line="300" w:lineRule="auto"/>
+        <w:keepLines w:val="1"/>
+        <w:keepNext w:val="1"/>
       </w:pPr>
       <w:r>
         <w:rPr>
@@ -5031,6 +5541,9 @@
         <w:gridCol w:w="4752"/>
       </w:tblGrid>
       <w:tr>
+        <w:trPr>
+          <w:cantSplit/>
+        </w:trPr>
         <w:tc>
           <w:tcPr>
             <w:tcW w:type="dxa" w:w="1440"/>
@@ -5038,6 +5551,7 @@
           <w:p>
             <w:pPr>
               <w:spacing w:before="60" w:after="60"/>
+              <w:keepLines w:val="1"/>
             </w:pPr>
             <w:r/>
             <w:r>
@@ -5057,6 +5571,7 @@
           <w:p>
             <w:pPr>
               <w:spacing w:before="60" w:after="60"/>
+              <w:keepLines w:val="1"/>
             </w:pPr>
             <w:r/>
             <w:r>
@@ -5071,6 +5586,9 @@
         </w:tc>
       </w:tr>
       <w:tr>
+        <w:trPr>
+          <w:cantSplit/>
+        </w:trPr>
         <w:tc>
           <w:tcPr>
             <w:tcW w:type="dxa" w:w="1440"/>
@@ -5078,6 +5596,7 @@
           <w:p>
             <w:pPr>
               <w:spacing w:before="60" w:after="60"/>
+              <w:keepLines w:val="1"/>
             </w:pPr>
             <w:r/>
             <w:r>
@@ -5095,6 +5614,7 @@
           <w:p>
             <w:pPr>
               <w:spacing w:before="60" w:after="60"/>
+              <w:keepLines w:val="1"/>
             </w:pPr>
             <w:r/>
             <w:r>
@@ -5107,6 +5627,9 @@
         </w:tc>
       </w:tr>
       <w:tr>
+        <w:trPr>
+          <w:cantSplit/>
+        </w:trPr>
         <w:tc>
           <w:tcPr>
             <w:tcW w:type="dxa" w:w="1440"/>
@@ -5114,6 +5637,7 @@
           <w:p>
             <w:pPr>
               <w:spacing w:before="60" w:after="60"/>
+              <w:keepLines w:val="1"/>
             </w:pPr>
             <w:r/>
             <w:r>
@@ -5131,6 +5655,7 @@
           <w:p>
             <w:pPr>
               <w:spacing w:before="60" w:after="60"/>
+              <w:keepLines w:val="1"/>
             </w:pPr>
             <w:r/>
             <w:r>
@@ -5143,6 +5668,9 @@
         </w:tc>
       </w:tr>
       <w:tr>
+        <w:trPr>
+          <w:cantSplit/>
+        </w:trPr>
         <w:tc>
           <w:tcPr>
             <w:tcW w:type="dxa" w:w="1440"/>
@@ -5150,6 +5678,7 @@
           <w:p>
             <w:pPr>
               <w:spacing w:before="60" w:after="60"/>
+              <w:keepLines w:val="1"/>
             </w:pPr>
             <w:r/>
             <w:r>
@@ -5167,6 +5696,7 @@
           <w:p>
             <w:pPr>
               <w:spacing w:before="60" w:after="60"/>
+              <w:keepLines w:val="1"/>
             </w:pPr>
             <w:r/>
             <w:r>
@@ -5179,6 +5709,9 @@
         </w:tc>
       </w:tr>
       <w:tr>
+        <w:trPr>
+          <w:cantSplit/>
+        </w:trPr>
         <w:tc>
           <w:tcPr>
             <w:tcW w:type="dxa" w:w="1440"/>
@@ -5186,6 +5719,7 @@
           <w:p>
             <w:pPr>
               <w:spacing w:before="60" w:after="60"/>
+              <w:keepLines w:val="1"/>
             </w:pPr>
             <w:r/>
             <w:r>
@@ -5203,6 +5737,7 @@
           <w:p>
             <w:pPr>
               <w:spacing w:before="60" w:after="60"/>
+              <w:keepLines w:val="1"/>
             </w:pPr>
             <w:r/>
             <w:r>
@@ -5215,6 +5750,9 @@
         </w:tc>
       </w:tr>
       <w:tr>
+        <w:trPr>
+          <w:cantSplit/>
+        </w:trPr>
         <w:tc>
           <w:tcPr>
             <w:tcW w:type="dxa" w:w="1440"/>
@@ -5222,6 +5760,7 @@
           <w:p>
             <w:pPr>
               <w:spacing w:before="60" w:after="60"/>
+              <w:keepLines w:val="1"/>
             </w:pPr>
             <w:r/>
             <w:r>
@@ -5239,6 +5778,7 @@
           <w:p>
             <w:pPr>
               <w:spacing w:before="60" w:after="60"/>
+              <w:keepLines w:val="1"/>
             </w:pPr>
             <w:r/>
             <w:r>
@@ -5251,6 +5791,9 @@
         </w:tc>
       </w:tr>
       <w:tr>
+        <w:trPr>
+          <w:cantSplit/>
+        </w:trPr>
         <w:tc>
           <w:tcPr>
             <w:tcW w:type="dxa" w:w="1440"/>
@@ -5258,6 +5801,7 @@
           <w:p>
             <w:pPr>
               <w:spacing w:before="60" w:after="60"/>
+              <w:keepLines w:val="1"/>
             </w:pPr>
             <w:r/>
             <w:r>
@@ -5275,6 +5819,7 @@
           <w:p>
             <w:pPr>
               <w:spacing w:before="60" w:after="60"/>
+              <w:keepLines w:val="1"/>
             </w:pPr>
             <w:r/>
             <w:r>
@@ -5287,6 +5832,9 @@
         </w:tc>
       </w:tr>
       <w:tr>
+        <w:trPr>
+          <w:cantSplit/>
+        </w:trPr>
         <w:tc>
           <w:tcPr>
             <w:tcW w:type="dxa" w:w="1440"/>
@@ -5294,6 +5842,7 @@
           <w:p>
             <w:pPr>
               <w:spacing w:before="60" w:after="60"/>
+              <w:keepLines w:val="1"/>
             </w:pPr>
             <w:r/>
             <w:r>
@@ -5311,6 +5860,7 @@
           <w:p>
             <w:pPr>
               <w:spacing w:before="60" w:after="60"/>
+              <w:keepLines w:val="1"/>
             </w:pPr>
             <w:r/>
             <w:r>
@@ -5323,6 +5873,9 @@
         </w:tc>
       </w:tr>
       <w:tr>
+        <w:trPr>
+          <w:cantSplit/>
+        </w:trPr>
         <w:tc>
           <w:tcPr>
             <w:tcW w:type="dxa" w:w="1440"/>
@@ -5330,6 +5883,7 @@
           <w:p>
             <w:pPr>
               <w:spacing w:before="60" w:after="60"/>
+              <w:keepLines w:val="1"/>
             </w:pPr>
             <w:r/>
             <w:r>
@@ -5347,6 +5901,7 @@
           <w:p>
             <w:pPr>
               <w:spacing w:before="60" w:after="60"/>
+              <w:keepLines w:val="1"/>
             </w:pPr>
             <w:r/>
             <w:r>
@@ -5359,6 +5914,9 @@
         </w:tc>
       </w:tr>
       <w:tr>
+        <w:trPr>
+          <w:cantSplit/>
+        </w:trPr>
         <w:tc>
           <w:tcPr>
             <w:tcW w:type="dxa" w:w="1440"/>
@@ -5366,6 +5924,7 @@
           <w:p>
             <w:pPr>
               <w:spacing w:before="60" w:after="60"/>
+              <w:keepLines w:val="1"/>
             </w:pPr>
             <w:r/>
             <w:r>
@@ -5383,13 +5942,14 @@
           <w:p>
             <w:pPr>
               <w:spacing w:before="60" w:after="60"/>
+              <w:keepLines w:val="1"/>
             </w:pPr>
             <w:r/>
             <w:r>
               <w:rPr>
                 <w:sz w:val="20"/>
               </w:rPr>
-              <w:t>Watch next</w:t>
+              <w:t>Continue the series</w:t>
             </w:r>
           </w:p>
         </w:tc>
@@ -5424,6 +5984,8 @@
     <w:p>
       <w:pPr>
         <w:spacing w:before="160" w:after="80" w:line="300" w:lineRule="auto"/>
+        <w:keepLines w:val="1"/>
+        <w:keepNext w:val="1"/>
       </w:pPr>
       <w:r>
         <w:rPr>
@@ -5536,7 +6098,7 @@
           <w:i w:val="0"/>
           <w:sz w:val="22"/>
         </w:rPr>
-        <w:t>Most people find the first column is longer than they feared and the third is shorter than they assumed.</w:t>
+        <w:t>You may find the first column is longer than you feared and the third is shorter than you assumed.</w:t>
       </w:r>
     </w:p>
     <w:p>
@@ -5594,6 +6156,8 @@
     <w:p>
       <w:pPr>
         <w:spacing w:before="200" w:after="80" w:line="300" w:lineRule="auto"/>
+        <w:keepLines w:val="1"/>
+        <w:keepNext w:val="1"/>
       </w:pPr>
       <w:r>
         <w:rPr>
@@ -5617,6 +6181,9 @@
         <w:gridCol w:w="4752"/>
       </w:tblGrid>
       <w:tr>
+        <w:trPr>
+          <w:cantSplit/>
+        </w:trPr>
         <w:tc>
           <w:tcPr>
             <w:tcW w:type="dxa" w:w="2736"/>
@@ -5624,6 +6191,7 @@
           <w:p>
             <w:pPr>
               <w:spacing w:before="60" w:after="60"/>
+              <w:keepLines w:val="1"/>
             </w:pPr>
             <w:r/>
             <w:r>
@@ -5643,6 +6211,7 @@
           <w:p>
             <w:pPr>
               <w:spacing w:before="60" w:after="60"/>
+              <w:keepLines w:val="1"/>
             </w:pPr>
             <w:r/>
             <w:r>
@@ -5657,6 +6226,9 @@
         </w:tc>
       </w:tr>
       <w:tr>
+        <w:trPr>
+          <w:cantSplit/>
+        </w:trPr>
         <w:tc>
           <w:tcPr>
             <w:tcW w:type="dxa" w:w="2736"/>
@@ -5664,13 +6236,14 @@
           <w:p>
             <w:pPr>
               <w:spacing w:before="60" w:after="60"/>
+              <w:keepLines w:val="1"/>
             </w:pPr>
             <w:r/>
             <w:r>
               <w:rPr>
                 <w:sz w:val="20"/>
               </w:rPr>
-              <w:t>Video card</w:t>
+              <w:t>Video element, first choice</w:t>
             </w:r>
           </w:p>
         </w:tc>
@@ -5681,18 +6254,22 @@
           <w:p>
             <w:pPr>
               <w:spacing w:before="60" w:after="60"/>
+              <w:keepLines w:val="1"/>
             </w:pPr>
             <w:r/>
             <w:r>
               <w:rPr>
                 <w:sz w:val="20"/>
               </w:rPr>
-              <w:t>What to Do Before a Layoff Happens - Video 9</w:t>
+              <w:t>If the next video in the sequence is public when Video 8 publishes, the end-screen video element may route directly to it.</w:t>
             </w:r>
           </w:p>
         </w:tc>
       </w:tr>
       <w:tr>
+        <w:trPr>
+          <w:cantSplit/>
+        </w:trPr>
         <w:tc>
           <w:tcPr>
             <w:tcW w:type="dxa" w:w="2736"/>
@@ -5700,13 +6277,14 @@
           <w:p>
             <w:pPr>
               <w:spacing w:before="60" w:after="60"/>
+              <w:keepLines w:val="1"/>
             </w:pPr>
             <w:r/>
             <w:r>
               <w:rPr>
                 <w:sz w:val="20"/>
               </w:rPr>
-              <w:t>Status</w:t>
+              <w:t>Otherwise</w:t>
             </w:r>
           </w:p>
         </w:tc>
@@ -5717,18 +6295,22 @@
           <w:p>
             <w:pPr>
               <w:spacing w:before="60" w:after="60"/>
+              <w:keepLines w:val="1"/>
             </w:pPr>
             <w:r/>
             <w:r>
               <w:rPr>
                 <w:sz w:val="20"/>
               </w:rPr>
-              <w:t>Video 9 is not yet produced. No URL is invented here.</w:t>
+              <w:t>Route to the public Career Portability playlist.</w:t>
             </w:r>
           </w:p>
         </w:tc>
       </w:tr>
       <w:tr>
+        <w:trPr>
+          <w:cantSplit/>
+        </w:trPr>
         <w:tc>
           <w:tcPr>
             <w:tcW w:type="dxa" w:w="2736"/>
@@ -5736,13 +6318,14 @@
           <w:p>
             <w:pPr>
               <w:spacing w:before="60" w:after="60"/>
+              <w:keepLines w:val="1"/>
             </w:pPr>
             <w:r/>
             <w:r>
               <w:rPr>
                 <w:sz w:val="20"/>
               </w:rPr>
-              <w:t>Fallback until it publishes</w:t>
+              <w:t>Verify before publication</w:t>
             </w:r>
           </w:p>
         </w:tc>
@@ -5753,18 +6336,22 @@
           <w:p>
             <w:pPr>
               <w:spacing w:before="60" w:after="60"/>
+              <w:keepLines w:val="1"/>
             </w:pPr>
             <w:r/>
             <w:r>
               <w:rPr>
                 <w:sz w:val="20"/>
               </w:rPr>
-              <w:t>Career Portability: Career Pivots, Internal Moves &amp; Growth</w:t>
+              <w:t>The selected playlist contains at least one other public video and opens successfully in a signed-out browser.</w:t>
             </w:r>
           </w:p>
         </w:tc>
       </w:tr>
       <w:tr>
+        <w:trPr>
+          <w:cantSplit/>
+        </w:trPr>
         <w:tc>
           <w:tcPr>
             <w:tcW w:type="dxa" w:w="2736"/>
@@ -5772,6 +6359,89 @@
           <w:p>
             <w:pPr>
               <w:spacing w:before="60" w:after="60"/>
+              <w:keepLines w:val="1"/>
+            </w:pPr>
+            <w:r/>
+            <w:r>
+              <w:rPr>
+                <w:sz w:val="20"/>
+              </w:rPr>
+              <w:t>Do not use</w:t>
+            </w:r>
+          </w:p>
+        </w:tc>
+        <w:tc>
+          <w:tcPr>
+            <w:tcW w:type="dxa" w:w="6768"/>
+          </w:tcPr>
+          <w:p>
+            <w:pPr>
+              <w:spacing w:before="60" w:after="60"/>
+              <w:keepLines w:val="1"/>
+            </w:pPr>
+            <w:r/>
+            <w:r>
+              <w:rPr>
+                <w:sz w:val="20"/>
+              </w:rPr>
+              <w:t>A playlist containing only Video 8 as the fallback.</w:t>
+            </w:r>
+          </w:p>
+        </w:tc>
+      </w:tr>
+      <w:tr>
+        <w:trPr>
+          <w:cantSplit/>
+        </w:trPr>
+        <w:tc>
+          <w:tcPr>
+            <w:tcW w:type="dxa" w:w="2736"/>
+          </w:tcPr>
+          <w:p>
+            <w:pPr>
+              <w:spacing w:before="60" w:after="60"/>
+              <w:keepLines w:val="1"/>
+            </w:pPr>
+            <w:r/>
+            <w:r>
+              <w:rPr>
+                <w:sz w:val="20"/>
+              </w:rPr>
+              <w:t>Spoken and on-slide wording</w:t>
+            </w:r>
+          </w:p>
+        </w:tc>
+        <w:tc>
+          <w:tcPr>
+            <w:tcW w:type="dxa" w:w="6768"/>
+          </w:tcPr>
+          <w:p>
+            <w:pPr>
+              <w:spacing w:before="60" w:after="60"/>
+              <w:keepLines w:val="1"/>
+            </w:pPr>
+            <w:r/>
+            <w:r>
+              <w:rPr>
+                <w:sz w:val="20"/>
+              </w:rPr>
+              <w:t>Neither names an unpublished video. Both point at the Career Portability playlist, so no re-render or re-record is needed whichever route is chosen.</w:t>
+            </w:r>
+          </w:p>
+        </w:tc>
+      </w:tr>
+      <w:tr>
+        <w:trPr>
+          <w:cantSplit/>
+        </w:trPr>
+        <w:tc>
+          <w:tcPr>
+            <w:tcW w:type="dxa" w:w="2736"/>
+          </w:tcPr>
+          <w:p>
+            <w:pPr>
+              <w:spacing w:before="60" w:after="60"/>
+              <w:keepLines w:val="1"/>
             </w:pPr>
             <w:r/>
             <w:r>
@@ -5789,6 +6459,7 @@
           <w:p>
             <w:pPr>
               <w:spacing w:before="60" w:after="60"/>
+              <w:keepLines w:val="1"/>
             </w:pPr>
             <w:r/>
             <w:r>
@@ -5801,6 +6472,9 @@
         </w:tc>
       </w:tr>
       <w:tr>
+        <w:trPr>
+          <w:cantSplit/>
+        </w:trPr>
         <w:tc>
           <w:tcPr>
             <w:tcW w:type="dxa" w:w="2736"/>
@@ -5808,6 +6482,7 @@
           <w:p>
             <w:pPr>
               <w:spacing w:before="60" w:after="60"/>
+              <w:keepLines w:val="1"/>
             </w:pPr>
             <w:r/>
             <w:r>
@@ -5825,6 +6500,7 @@
           <w:p>
             <w:pPr>
               <w:spacing w:before="60" w:after="60"/>
+              <w:keepLines w:val="1"/>
             </w:pPr>
             <w:r/>
             <w:r>
@@ -5852,6 +6528,8 @@
     <w:p>
       <w:pPr>
         <w:spacing w:before="440" w:after="200" w:line="300" w:lineRule="auto"/>
+        <w:keepLines w:val="1"/>
+        <w:keepNext w:val="1"/>
       </w:pPr>
       <w:r>
         <w:rPr>
@@ -5866,6 +6544,8 @@
     <w:p>
       <w:pPr>
         <w:spacing w:before="0" w:after="80" w:line="300" w:lineRule="auto"/>
+        <w:keepLines w:val="1"/>
+        <w:keepNext w:val="1"/>
       </w:pPr>
       <w:r>
         <w:rPr>
@@ -5889,6 +6569,9 @@
         <w:gridCol w:w="4752"/>
       </w:tblGrid>
       <w:tr>
+        <w:trPr>
+          <w:cantSplit/>
+        </w:trPr>
         <w:tc>
           <w:tcPr>
             <w:tcW w:type="dxa" w:w="1440"/>
@@ -5896,6 +6579,7 @@
           <w:p>
             <w:pPr>
               <w:spacing w:before="60" w:after="60"/>
+              <w:keepLines w:val="1"/>
             </w:pPr>
             <w:r/>
             <w:r>
@@ -5915,6 +6599,7 @@
           <w:p>
             <w:pPr>
               <w:spacing w:before="60" w:after="60"/>
+              <w:keepLines w:val="1"/>
             </w:pPr>
             <w:r/>
             <w:r>
@@ -5929,6 +6614,9 @@
         </w:tc>
       </w:tr>
       <w:tr>
+        <w:trPr>
+          <w:cantSplit/>
+        </w:trPr>
         <w:tc>
           <w:tcPr>
             <w:tcW w:type="dxa" w:w="1440"/>
@@ -5936,6 +6624,7 @@
           <w:p>
             <w:pPr>
               <w:spacing w:before="60" w:after="60"/>
+              <w:keepLines w:val="1"/>
             </w:pPr>
             <w:r/>
             <w:r>
@@ -5953,6 +6642,7 @@
           <w:p>
             <w:pPr>
               <w:spacing w:before="60" w:after="60"/>
+              <w:keepLines w:val="1"/>
             </w:pPr>
             <w:r/>
             <w:r>
@@ -5965,6 +6655,9 @@
         </w:tc>
       </w:tr>
       <w:tr>
+        <w:trPr>
+          <w:cantSplit/>
+        </w:trPr>
         <w:tc>
           <w:tcPr>
             <w:tcW w:type="dxa" w:w="1440"/>
@@ -5972,6 +6665,7 @@
           <w:p>
             <w:pPr>
               <w:spacing w:before="60" w:after="60"/>
+              <w:keepLines w:val="1"/>
             </w:pPr>
             <w:r/>
             <w:r>
@@ -5989,6 +6683,7 @@
           <w:p>
             <w:pPr>
               <w:spacing w:before="60" w:after="60"/>
+              <w:keepLines w:val="1"/>
             </w:pPr>
             <w:r/>
             <w:r>
@@ -6001,6 +6696,9 @@
         </w:tc>
       </w:tr>
       <w:tr>
+        <w:trPr>
+          <w:cantSplit/>
+        </w:trPr>
         <w:tc>
           <w:tcPr>
             <w:tcW w:type="dxa" w:w="1440"/>
@@ -6008,6 +6706,7 @@
           <w:p>
             <w:pPr>
               <w:spacing w:before="60" w:after="60"/>
+              <w:keepLines w:val="1"/>
             </w:pPr>
             <w:r/>
             <w:r>
@@ -6025,6 +6724,7 @@
           <w:p>
             <w:pPr>
               <w:spacing w:before="60" w:after="60"/>
+              <w:keepLines w:val="1"/>
             </w:pPr>
             <w:r/>
             <w:r>
@@ -6052,6 +6752,8 @@
     <w:p>
       <w:pPr>
         <w:spacing w:before="160" w:after="80" w:line="300" w:lineRule="auto"/>
+        <w:keepLines w:val="1"/>
+        <w:keepNext w:val="1"/>
       </w:pPr>
       <w:r>
         <w:rPr>
@@ -6076,6 +6778,9 @@
         <w:gridCol w:w="3168"/>
       </w:tblGrid>
       <w:tr>
+        <w:trPr>
+          <w:cantSplit/>
+        </w:trPr>
         <w:tc>
           <w:tcPr>
             <w:tcW w:type="dxa" w:w="1152"/>
@@ -6083,6 +6788,7 @@
           <w:p>
             <w:pPr>
               <w:spacing w:before="60" w:after="60"/>
+              <w:keepLines w:val="1"/>
             </w:pPr>
             <w:r/>
             <w:r>
@@ -6102,6 +6808,7 @@
           <w:p>
             <w:pPr>
               <w:spacing w:before="60" w:after="60"/>
+              <w:keepLines w:val="1"/>
             </w:pPr>
             <w:r/>
             <w:r>
@@ -6121,6 +6828,7 @@
           <w:p>
             <w:pPr>
               <w:spacing w:before="60" w:after="60"/>
+              <w:keepLines w:val="1"/>
             </w:pPr>
             <w:r/>
             <w:r>
@@ -6135,6 +6843,9 @@
         </w:tc>
       </w:tr>
       <w:tr>
+        <w:trPr>
+          <w:cantSplit/>
+        </w:trPr>
         <w:tc>
           <w:tcPr>
             <w:tcW w:type="dxa" w:w="1152"/>
@@ -6142,6 +6853,7 @@
           <w:p>
             <w:pPr>
               <w:spacing w:before="60" w:after="60"/>
+              <w:keepLines w:val="1"/>
             </w:pPr>
             <w:r/>
             <w:r>
@@ -6159,6 +6871,7 @@
           <w:p>
             <w:pPr>
               <w:spacing w:before="60" w:after="60"/>
+              <w:keepLines w:val="1"/>
             </w:pPr>
             <w:r/>
             <w:r>
@@ -6176,6 +6889,7 @@
           <w:p>
             <w:pPr>
               <w:spacing w:before="60" w:after="60"/>
+              <w:keepLines w:val="1"/>
             </w:pPr>
             <w:r/>
             <w:r>
@@ -6188,6 +6902,9 @@
         </w:tc>
       </w:tr>
       <w:tr>
+        <w:trPr>
+          <w:cantSplit/>
+        </w:trPr>
         <w:tc>
           <w:tcPr>
             <w:tcW w:type="dxa" w:w="1152"/>
@@ -6195,6 +6912,7 @@
           <w:p>
             <w:pPr>
               <w:spacing w:before="60" w:after="60"/>
+              <w:keepLines w:val="1"/>
             </w:pPr>
             <w:r/>
             <w:r>
@@ -6212,6 +6930,7 @@
           <w:p>
             <w:pPr>
               <w:spacing w:before="60" w:after="60"/>
+              <w:keepLines w:val="1"/>
             </w:pPr>
             <w:r/>
             <w:r>
@@ -6229,6 +6948,7 @@
           <w:p>
             <w:pPr>
               <w:spacing w:before="60" w:after="60"/>
+              <w:keepLines w:val="1"/>
             </w:pPr>
             <w:r/>
             <w:r>
@@ -6241,6 +6961,9 @@
         </w:tc>
       </w:tr>
       <w:tr>
+        <w:trPr>
+          <w:cantSplit/>
+        </w:trPr>
         <w:tc>
           <w:tcPr>
             <w:tcW w:type="dxa" w:w="1152"/>
@@ -6248,6 +6971,7 @@
           <w:p>
             <w:pPr>
               <w:spacing w:before="60" w:after="60"/>
+              <w:keepLines w:val="1"/>
             </w:pPr>
             <w:r/>
             <w:r>
@@ -6265,6 +6989,7 @@
           <w:p>
             <w:pPr>
               <w:spacing w:before="60" w:after="60"/>
+              <w:keepLines w:val="1"/>
             </w:pPr>
             <w:r/>
             <w:r>
@@ -6282,6 +7007,7 @@
           <w:p>
             <w:pPr>
               <w:spacing w:before="60" w:after="60"/>
+              <w:keepLines w:val="1"/>
             </w:pPr>
             <w:r/>
             <w:r>
@@ -6309,6 +7035,8 @@
     <w:p>
       <w:pPr>
         <w:spacing w:before="160" w:after="80" w:line="300" w:lineRule="auto"/>
+        <w:keepLines w:val="1"/>
+        <w:keepNext w:val="1"/>
       </w:pPr>
       <w:r>
         <w:rPr>
@@ -6332,6 +7060,9 @@
         <w:gridCol w:w="4752"/>
       </w:tblGrid>
       <w:tr>
+        <w:trPr>
+          <w:cantSplit/>
+        </w:trPr>
         <w:tc>
           <w:tcPr>
             <w:tcW w:type="dxa" w:w="2016"/>
@@ -6339,6 +7070,7 @@
           <w:p>
             <w:pPr>
               <w:spacing w:before="60" w:after="60"/>
+              <w:keepLines w:val="1"/>
             </w:pPr>
             <w:r/>
             <w:r>
@@ -6358,6 +7090,7 @@
           <w:p>
             <w:pPr>
               <w:spacing w:before="60" w:after="60"/>
+              <w:keepLines w:val="1"/>
             </w:pPr>
             <w:r/>
             <w:r>
@@ -6372,6 +7105,9 @@
         </w:tc>
       </w:tr>
       <w:tr>
+        <w:trPr>
+          <w:cantSplit/>
+        </w:trPr>
         <w:tc>
           <w:tcPr>
             <w:tcW w:type="dxa" w:w="2016"/>
@@ -6379,6 +7115,7 @@
           <w:p>
             <w:pPr>
               <w:spacing w:before="60" w:after="60"/>
+              <w:keepLines w:val="1"/>
             </w:pPr>
             <w:r/>
             <w:r>
@@ -6396,6 +7133,7 @@
           <w:p>
             <w:pPr>
               <w:spacing w:before="60" w:after="60"/>
+              <w:keepLines w:val="1"/>
             </w:pPr>
             <w:r/>
             <w:r>
@@ -6408,6 +7146,9 @@
         </w:tc>
       </w:tr>
       <w:tr>
+        <w:trPr>
+          <w:cantSplit/>
+        </w:trPr>
         <w:tc>
           <w:tcPr>
             <w:tcW w:type="dxa" w:w="2016"/>
@@ -6415,6 +7156,7 @@
           <w:p>
             <w:pPr>
               <w:spacing w:before="60" w:after="60"/>
+              <w:keepLines w:val="1"/>
             </w:pPr>
             <w:r/>
             <w:r>
@@ -6432,6 +7174,7 @@
           <w:p>
             <w:pPr>
               <w:spacing w:before="60" w:after="60"/>
+              <w:keepLines w:val="1"/>
             </w:pPr>
             <w:r/>
             <w:r>
@@ -6444,6 +7187,9 @@
         </w:tc>
       </w:tr>
       <w:tr>
+        <w:trPr>
+          <w:cantSplit/>
+        </w:trPr>
         <w:tc>
           <w:tcPr>
             <w:tcW w:type="dxa" w:w="2016"/>
@@ -6451,6 +7197,7 @@
           <w:p>
             <w:pPr>
               <w:spacing w:before="60" w:after="60"/>
+              <w:keepLines w:val="1"/>
             </w:pPr>
             <w:r/>
             <w:r>
@@ -6468,6 +7215,7 @@
           <w:p>
             <w:pPr>
               <w:spacing w:before="60" w:after="60"/>
+              <w:keepLines w:val="1"/>
             </w:pPr>
             <w:r/>
             <w:r>
@@ -6495,6 +7243,8 @@
     <w:p>
       <w:pPr>
         <w:spacing w:before="160" w:after="80" w:line="300" w:lineRule="auto"/>
+        <w:keepLines w:val="1"/>
+        <w:keepNext w:val="1"/>
       </w:pPr>
       <w:r>
         <w:rPr>
@@ -6587,6 +7337,8 @@
     <w:p>
       <w:pPr>
         <w:spacing w:before="440" w:after="200" w:line="300" w:lineRule="auto"/>
+        <w:keepLines w:val="1"/>
+        <w:keepNext w:val="1"/>
       </w:pPr>
       <w:r>
         <w:rPr>
@@ -6686,7 +7438,7 @@
           <w:i w:val="0"/>
           <w:sz w:val="22"/>
         </w:rPr>
-        <w:t>[ ]  Video 9 has not been produced. Point the end-screen card at the Career Portability playlist until it publishes.</w:t>
+        <w:t>[ ]  Neither the spoken script nor slide 12 names an unpublished video. Set the end-screen video element per the routing rules in section 8, and verify the playlist opens signed out and holds another public video.</w:t>
       </w:r>
     </w:p>
     <w:sectPr>
